--- a/private/word_templates/WJZ-06. Ontvangsbevestiging Plank.docx
+++ b/private/word_templates/WJZ-06. Ontvangsbevestiging Plank.docx
@@ -43,8 +43,23 @@
       <w:r>
         <w:rPr>
           <w:szCs w:val="18"/>
-        </w:rPr>
-        <w:t>${NAAM_ADRES}</w:t>
+          <w:highlight w:val="yellow"/>
+        </w:rPr>
+        <w:t>[ADRES</w:t>
+      </w:r>
+      <w:r>
+        <w:rPr>
+          <w:szCs w:val="18"/>
+          <w:highlight w:val="yellow"/>
+        </w:rPr>
+        <w:t xml:space="preserve"> BEZWAARDE of GEMACHTIGDE</w:t>
+      </w:r>
+      <w:r>
+        <w:rPr>
+          <w:szCs w:val="18"/>
+          <w:highlight w:val="yellow"/>
+        </w:rPr>
+        <w:t>]</w:t>
       </w:r>
     </w:p>
     <w:bookmarkEnd w:id="4"/>
@@ -87,8 +102,9 @@
       <w:r>
         <w:rPr>
           <w:szCs w:val="18"/>
-        </w:rPr>
-        <w:t>${EMAIL_ADRES}</w:t>
+          <w:highlight w:val="yellow"/>
+        </w:rPr>
+        <w:t>[Email BEZWAARDE of GEMACHTIGDE]</w:t>
       </w:r>
       <w:r>
         <w:rPr>
@@ -127,14 +143,35 @@
         <w:tab/>
         <w:t xml:space="preserve">: </w:t>
       </w:r>
-      <w:r>
-        <w:rPr>
-          <w:rFonts w:cs="Arial"/>
-          <w:szCs w:val="18"/>
-        </w:rPr>
-        <w:t>${VANDAAG}</w:t>
-      </w:r>
-      <w:fldSimple w:instr=" MERGEFIELD COR_datum "/>
+      <w:bookmarkStart w:id="6" w:name="_Hlk221784323"/>
+      <w:r>
+        <w:rPr>
+          <w:rFonts w:cs="Arial"/>
+          <w:szCs w:val="18"/>
+        </w:rPr>
+        <w:t>[</w:t>
+      </w:r>
+      <w:r>
+        <w:rPr>
+          <w:rFonts w:cs="Arial"/>
+          <w:szCs w:val="18"/>
+          <w:highlight w:val="yellow"/>
+        </w:rPr>
+        <w:t>datum]</w:t>
+      </w:r>
+      <w:bookmarkEnd w:id="6"/>
+      <w:r>
+        <w:fldChar w:fldCharType="begin"/>
+      </w:r>
+      <w:r>
+        <w:instrText xml:space="preserve"> MERGEFIELD COR_datum </w:instrText>
+      </w:r>
+      <w:r>
+        <w:fldChar w:fldCharType="separate"/>
+      </w:r>
+      <w:r>
+        <w:fldChar w:fldCharType="end"/>
+      </w:r>
     </w:p>
     <w:p>
       <w:pPr>
@@ -168,13 +205,16 @@
         </w:rPr>
         <w:t xml:space="preserve">bezwaar </w:t>
       </w:r>
-      <w:r>
-        <w:rPr>
-          <w:rFonts w:cs="Arial"/>
-          <w:szCs w:val="18"/>
-        </w:rPr>
-        <w:t>${NAAM_BEZWAARDE}</w:t>
-      </w:r>
+      <w:bookmarkStart w:id="7" w:name="_Hlk221785948"/>
+      <w:r>
+        <w:rPr>
+          <w:rFonts w:cs="Arial"/>
+          <w:szCs w:val="18"/>
+          <w:highlight w:val="yellow"/>
+        </w:rPr>
+        <w:t>[Naam indiener]</w:t>
+      </w:r>
+      <w:bookmarkEnd w:id="7"/>
     </w:p>
     <w:p>
       <w:pPr>
@@ -239,51 +279,70 @@
         </w:rPr>
         <w:t xml:space="preserve">Hierbij bevestig ik dat ik op </w:t>
       </w:r>
-      <w:r>
-        <w:t>${</w:t>
-      </w:r>
-      <w:r>
-        <w:t>DATUM_ONTVANGEN_BERICHT</w:t>
-      </w:r>
-      <w:r>
-        <w:t xml:space="preserve">} </w:t>
-      </w:r>
-      <w:r>
-        <w:rPr>
-          <w:rFonts w:cs="Arial"/>
-          <w:szCs w:val="18"/>
-        </w:rPr>
-        <w:t xml:space="preserve">uw bezwaarschrift heb ontvangen tegen mijn besluit van </w:t>
-      </w:r>
-      <w:r>
-        <w:t>${</w:t>
-      </w:r>
-      <w:r>
-        <w:t>DATUM_BESTREDEN_BESLUIT</w:t>
-      </w:r>
-      <w:r>
-        <w:t>}</w:t>
-      </w:r>
-      <w:r>
-        <w:rPr>
-          <w:szCs w:val="18"/>
-        </w:rPr>
-        <w:t>, met kenmerk</w:t>
-      </w:r>
-      <w:bookmarkStart w:id="6" w:name="_Hlk221786236"/>
-      <w:r>
-        <w:t xml:space="preserve"> ${</w:t>
-      </w:r>
-      <w:r>
-        <w:t>KENMERK_BESTREDEN_BESLUIT</w:t>
-      </w:r>
-      <w:r>
-        <w:t>}</w:t>
+      <w:bookmarkStart w:id="8" w:name="_Hlk221785294"/>
+      <w:r>
+        <w:rPr>
+          <w:highlight w:val="yellow"/>
+        </w:rPr>
+        <w:t>[datum</w:t>
+      </w:r>
+      <w:r>
+        <w:rPr>
+          <w:highlight w:val="yellow"/>
+        </w:rPr>
+        <w:t xml:space="preserve"> ontvangst</w:t>
+      </w:r>
+      <w:r>
+        <w:rPr>
+          <w:highlight w:val="yellow"/>
+        </w:rPr>
+        <w:t>]</w:t>
+      </w:r>
+      <w:bookmarkEnd w:id="8"/>
+      <w:r>
+        <w:rPr>
+          <w:rFonts w:cs="Arial"/>
+          <w:szCs w:val="18"/>
+        </w:rPr>
+        <w:t xml:space="preserve"> uw bezwaarschrift heb ontvangen tegen mijn besluit van </w:t>
+      </w:r>
+      <w:bookmarkStart w:id="9" w:name="_Hlk221785322"/>
+      <w:r>
+        <w:rPr>
+          <w:highlight w:val="yellow"/>
+        </w:rPr>
+        <w:t>[datum</w:t>
+      </w:r>
+      <w:r>
+        <w:rPr>
+          <w:highlight w:val="yellow"/>
+        </w:rPr>
+        <w:t xml:space="preserve"> primair besluit</w:t>
+      </w:r>
+      <w:r>
+        <w:rPr>
+          <w:highlight w:val="yellow"/>
+        </w:rPr>
+        <w:t>]</w:t>
+      </w:r>
+      <w:bookmarkEnd w:id="9"/>
+      <w:r>
+        <w:rPr>
+          <w:szCs w:val="18"/>
+        </w:rPr>
+        <w:t xml:space="preserve">, met kenmerk </w:t>
+      </w:r>
+      <w:bookmarkStart w:id="10" w:name="_Hlk221786236"/>
+      <w:r>
+        <w:rPr>
+          <w:highlight w:val="yellow"/>
+        </w:rPr>
+        <w:t>[Kenmerk primair besluit]</w:t>
       </w:r>
       <w:r>
         <w:t>.</w:t>
       </w:r>
-      <w:bookmarkEnd w:id="6"/>
+      <w:bookmarkEnd w:id="10"/>
     </w:p>
     <w:p>
       <w:pPr>
@@ -407,17 +466,36 @@
         <w:rPr>
           <w:rFonts w:eastAsia="Calibri"/>
           <w:szCs w:val="22"/>
-          <w:lang w:eastAsia="en-US"/>
-        </w:rPr>
-        <w:t>${KENMERK_ZVS_NUMMER}</w:t>
-      </w:r>
-      <w:r>
-        <w:rPr>
-          <w:rFonts w:eastAsia="Calibri"/>
-          <w:szCs w:val="22"/>
-          <w:lang w:eastAsia="en-US"/>
-        </w:rPr>
-        <w:t>.</w:t>
+          <w:highlight w:val="yellow"/>
+          <w:lang w:eastAsia="en-US"/>
+        </w:rPr>
+        <w:t>[kenmerk</w:t>
+      </w:r>
+      <w:r>
+        <w:rPr>
+          <w:rFonts w:eastAsia="Calibri"/>
+          <w:szCs w:val="22"/>
+          <w:highlight w:val="yellow"/>
+          <w:lang w:eastAsia="en-US"/>
+        </w:rPr>
+        <w:t xml:space="preserve"> ZvS</w:t>
+      </w:r>
+      <w:r>
+        <w:rPr>
+          <w:rFonts w:eastAsia="Calibri"/>
+          <w:szCs w:val="22"/>
+          <w:highlight w:val="yellow"/>
+          <w:lang w:eastAsia="en-US"/>
+        </w:rPr>
+        <w:t>].</w:t>
+      </w:r>
+      <w:r>
+        <w:rPr>
+          <w:rFonts w:eastAsia="Calibri"/>
+          <w:szCs w:val="22"/>
+          <w:lang w:eastAsia="en-US"/>
+        </w:rPr>
+        <w:t xml:space="preserve"> </w:t>
       </w:r>
     </w:p>
     <w:p>
@@ -484,7 +562,7 @@
           <w:szCs w:val="22"/>
           <w:lang w:eastAsia="en-US"/>
         </w:rPr>
-        <w:t xml:space="preserve"> met het verzoek om de </w:t>
+        <w:t xml:space="preserve"> met het verzoek om de correspondentie voortaan per e-mail te ontvangen. Vermeld in uw e-mail het </w:t>
       </w:r>
       <w:r>
         <w:rPr>
@@ -493,23 +571,34 @@
           <w:lang w:eastAsia="en-US"/>
         </w:rPr>
         <w:lastRenderedPageBreak/>
-        <w:t xml:space="preserve">correspondentie voortaan per e-mail te ontvangen. Vermeld in uw e-mail het kenmerk van uw bezwaarprocedure: </w:t>
-      </w:r>
-      <w:r>
-        <w:rPr>
-          <w:rFonts w:eastAsia="Calibri"/>
-          <w:szCs w:val="22"/>
-          <w:lang w:eastAsia="en-US"/>
-        </w:rPr>
-        <w:t>${KENMERK_ZVS_NUMMER}</w:t>
-      </w:r>
-      <w:r>
-        <w:rPr>
-          <w:rFonts w:eastAsia="Calibri"/>
-          <w:szCs w:val="22"/>
-          <w:lang w:eastAsia="en-US"/>
-        </w:rPr>
-        <w:t>.</w:t>
+        <w:t xml:space="preserve">kenmerk van uw bezwaarprocedure: </w:t>
+      </w:r>
+      <w:r>
+        <w:rPr>
+          <w:rFonts w:eastAsia="Calibri"/>
+          <w:szCs w:val="22"/>
+          <w:highlight w:val="yellow"/>
+          <w:lang w:eastAsia="en-US"/>
+        </w:rPr>
+        <w:t>[kenmerk</w:t>
+      </w:r>
+      <w:r>
+        <w:rPr>
+          <w:rFonts w:eastAsia="Calibri"/>
+          <w:szCs w:val="22"/>
+          <w:highlight w:val="yellow"/>
+          <w:lang w:eastAsia="en-US"/>
+        </w:rPr>
+        <w:t xml:space="preserve"> ZvS</w:t>
+      </w:r>
+      <w:r>
+        <w:rPr>
+          <w:rFonts w:eastAsia="Calibri"/>
+          <w:szCs w:val="22"/>
+          <w:highlight w:val="yellow"/>
+          <w:lang w:eastAsia="en-US"/>
+        </w:rPr>
+        <w:t>].</w:t>
       </w:r>
     </w:p>
     <w:p>
@@ -653,17 +742,28 @@
         <w:rPr>
           <w:rFonts w:eastAsia="Calibri"/>
           <w:szCs w:val="22"/>
-          <w:lang w:eastAsia="en-US"/>
-        </w:rPr>
-        <w:t>${KENMERK_ZVS_NUMMER}</w:t>
-      </w:r>
-      <w:r>
-        <w:rPr>
-          <w:rFonts w:eastAsia="Calibri"/>
-          <w:szCs w:val="22"/>
-          <w:lang w:eastAsia="en-US"/>
-        </w:rPr>
-        <w:t>.</w:t>
+          <w:highlight w:val="yellow"/>
+          <w:lang w:eastAsia="en-US"/>
+        </w:rPr>
+        <w:t>[kenmerk</w:t>
+      </w:r>
+      <w:r>
+        <w:rPr>
+          <w:rFonts w:eastAsia="Calibri"/>
+          <w:szCs w:val="22"/>
+          <w:highlight w:val="yellow"/>
+          <w:lang w:eastAsia="en-US"/>
+        </w:rPr>
+        <w:t xml:space="preserve"> ZvS</w:t>
+      </w:r>
+      <w:r>
+        <w:rPr>
+          <w:rFonts w:eastAsia="Calibri"/>
+          <w:szCs w:val="22"/>
+          <w:highlight w:val="yellow"/>
+          <w:lang w:eastAsia="en-US"/>
+        </w:rPr>
+        <w:t>].</w:t>
       </w:r>
     </w:p>
     <w:p>
@@ -755,17 +855,28 @@
         <w:rPr>
           <w:rFonts w:eastAsia="Calibri"/>
           <w:szCs w:val="22"/>
-          <w:lang w:eastAsia="en-US"/>
-        </w:rPr>
-        <w:t>${KENMERK_ZVS_NUMMER}</w:t>
-      </w:r>
-      <w:r>
-        <w:rPr>
-          <w:rFonts w:eastAsia="Calibri"/>
-          <w:szCs w:val="22"/>
-          <w:lang w:eastAsia="en-US"/>
-        </w:rPr>
-        <w:t>.</w:t>
+          <w:highlight w:val="yellow"/>
+          <w:lang w:eastAsia="en-US"/>
+        </w:rPr>
+        <w:t>[kenmerk</w:t>
+      </w:r>
+      <w:r>
+        <w:rPr>
+          <w:rFonts w:eastAsia="Calibri"/>
+          <w:szCs w:val="22"/>
+          <w:highlight w:val="yellow"/>
+          <w:lang w:eastAsia="en-US"/>
+        </w:rPr>
+        <w:t xml:space="preserve"> ZvS</w:t>
+      </w:r>
+      <w:r>
+        <w:rPr>
+          <w:rFonts w:eastAsia="Calibri"/>
+          <w:szCs w:val="22"/>
+          <w:highlight w:val="yellow"/>
+          <w:lang w:eastAsia="en-US"/>
+        </w:rPr>
+        <w:t>].</w:t>
       </w:r>
       <w:r>
         <w:rPr>
@@ -956,22 +1067,22 @@
         <w:rPr>
           <w:color w:val="000000"/>
         </w:rPr>
+        <w:t>Hoogachtend,</w:t>
+      </w:r>
+      <w:r>
+        <w:rPr>
+          <w:color w:val="000000"/>
+        </w:rPr>
+        <w:br/>
+      </w:r>
+      <w:r>
+        <w:rPr>
+          <w:color w:val="000000"/>
+        </w:rPr>
+        <w:br/>
+      </w:r>
+      <w:r>
         <w:lastRenderedPageBreak/>
-        <w:t>Hoogachtend,</w:t>
-      </w:r>
-      <w:r>
-        <w:rPr>
-          <w:color w:val="000000"/>
-        </w:rPr>
-        <w:br/>
-      </w:r>
-      <w:r>
-        <w:rPr>
-          <w:color w:val="000000"/>
-        </w:rPr>
-        <w:br/>
-      </w:r>
-      <w:r>
         <w:t>de Minister van Volksgezondheid,</w:t>
       </w:r>
       <w:r>
@@ -1271,8 +1382,9 @@
       <w:r>
         <w:rPr>
           <w:szCs w:val="18"/>
-        </w:rPr>
-        <w:t>${NAAM_BEZWAARDE}</w:t>
+          <w:highlight w:val="yellow"/>
+        </w:rPr>
+        <w:t>[Naam indiener]</w:t>
       </w:r>
     </w:p>
     <w:p>
@@ -1319,8 +1431,9 @@
         <w:rPr>
           <w:sz w:val="18"/>
           <w:szCs w:val="18"/>
-        </w:rPr>
-        <w:t>${KENMERK_ZVS_NUMMER}</w:t>
+          <w:highlight w:val="yellow"/>
+        </w:rPr>
+        <w:t>[Kenmerk ZvS]</w:t>
       </w:r>
     </w:p>
     <w:p>
@@ -1408,8 +1521,8 @@
         </w:rPr>
         <w:fldChar w:fldCharType="separate"/>
       </w:r>
-      <w:bookmarkStart w:id="17" w:name="Selectievakje1"/>
-      <w:bookmarkEnd w:id="17"/>
+      <w:bookmarkStart w:id="21" w:name="Selectievakje1"/>
+      <w:bookmarkEnd w:id="21"/>
       <w:r>
         <w:rPr>
           <w:rFonts w:cs="Arial"/>
@@ -1522,8 +1635,8 @@
         </w:rPr>
         <w:fldChar w:fldCharType="separate"/>
       </w:r>
-      <w:bookmarkStart w:id="18" w:name="Selectievakje1_Copy_1_Copy_1"/>
-      <w:bookmarkEnd w:id="18"/>
+      <w:bookmarkStart w:id="22" w:name="Selectievakje1_Copy_1_Copy_1"/>
+      <w:bookmarkEnd w:id="22"/>
       <w:r>
         <w:rPr>
           <w:rFonts w:cs="Arial"/>
@@ -1532,8 +1645,8 @@
         </w:rPr>
         <w:fldChar w:fldCharType="end"/>
       </w:r>
-      <w:bookmarkStart w:id="19" w:name="Selectievakje1_Copy_1"/>
-      <w:bookmarkEnd w:id="19"/>
+      <w:bookmarkStart w:id="23" w:name="Selectievakje1_Copy_1"/>
+      <w:bookmarkEnd w:id="23"/>
       <w:r>
         <w:rPr>
           <w:rFonts w:cs="Arial"/>
@@ -1541,7 +1654,22 @@
           <w:szCs w:val="18"/>
         </w:rPr>
         <w:tab/>
-        <w:t>Webex (d.m.v. videoconference)</w:t>
+      </w:r>
+      <w:r>
+        <w:rPr>
+          <w:rFonts w:cs="Arial"/>
+          <w:color w:val="000000"/>
+          <w:szCs w:val="18"/>
+        </w:rPr>
+        <w:t xml:space="preserve">Teams </w:t>
+      </w:r>
+      <w:r>
+        <w:rPr>
+          <w:rFonts w:cs="Arial"/>
+          <w:color w:val="000000"/>
+          <w:szCs w:val="18"/>
+        </w:rPr>
+        <w:t>(d.m.v. videoconference)</w:t>
       </w:r>
     </w:p>
     <w:p>
@@ -1598,8 +1726,8 @@
         </w:rPr>
         <w:fldChar w:fldCharType="end"/>
       </w:r>
-      <w:bookmarkStart w:id="20" w:name="Selectievakje1_Copy_2"/>
-      <w:bookmarkEnd w:id="20"/>
+      <w:bookmarkStart w:id="24" w:name="Selectievakje1_Copy_2"/>
+      <w:bookmarkEnd w:id="24"/>
       <w:r>
         <w:rPr>
           <w:rFonts w:cs="Arial"/>
@@ -1664,8 +1792,8 @@
         </w:rPr>
         <w:fldChar w:fldCharType="end"/>
       </w:r>
-      <w:bookmarkStart w:id="21" w:name="Selectievakje1_Copy_3"/>
-      <w:bookmarkEnd w:id="21"/>
+      <w:bookmarkStart w:id="25" w:name="Selectievakje1_Copy_3"/>
+      <w:bookmarkEnd w:id="25"/>
       <w:r>
         <w:rPr>
           <w:rFonts w:cs="Arial"/>
@@ -1740,8 +1868,8 @@
         </w:rPr>
         <w:fldChar w:fldCharType="separate"/>
       </w:r>
-      <w:bookmarkStart w:id="22" w:name="Selectievakje2"/>
-      <w:bookmarkEnd w:id="22"/>
+      <w:bookmarkStart w:id="26" w:name="Selectievakje2"/>
+      <w:bookmarkEnd w:id="26"/>
       <w:r>
         <w:rPr>
           <w:rFonts w:cs="Arial"/>
@@ -1749,8 +1877,8 @@
         </w:rPr>
         <w:fldChar w:fldCharType="end"/>
       </w:r>
-      <w:bookmarkStart w:id="23" w:name="Selectievakje2_Copy_1"/>
-      <w:bookmarkEnd w:id="23"/>
+      <w:bookmarkStart w:id="27" w:name="Selectievakje2_Copy_1"/>
+      <w:bookmarkEnd w:id="27"/>
       <w:r>
         <w:rPr>
           <w:rFonts w:cs="Arial"/>
@@ -2538,7 +2666,7 @@
 <w:ftr xmlns:wpc="http://schemas.microsoft.com/office/word/2010/wordprocessingCanvas" xmlns:cx="http://schemas.microsoft.com/office/drawing/2014/chartex" xmlns:cx1="http://schemas.microsoft.com/office/drawing/2015/9/8/chartex" xmlns:cx2="http://schemas.microsoft.com/office/drawing/2015/10/21/chartex" xmlns:cx3="http://schemas.microsoft.com/office/drawing/2016/5/9/chartex" xmlns:cx4="http://schemas.microsoft.com/office/drawing/2016/5/10/chartex" xmlns:cx5="http://schemas.microsoft.com/office/drawing/2016/5/11/chartex" xmlns:cx6="http://schemas.microsoft.com/office/drawing/2016/5/12/chartex" xmlns:cx7="http://schemas.microsoft.com/office/drawing/2016/5/13/chartex" xmlns:cx8="http://schemas.microsoft.com/office/drawing/2016/5/14/chartex" xmlns:mc="http://schemas.openxmlformats.org/markup-compatibility/2006" xmlns:aink="http://schemas.microsoft.com/office/drawing/2016/ink" xmlns:am3d="http://schemas.microsoft.com/office/drawing/2017/model3d" xmlns:o="urn:schemas-microsoft-com:office:office" xmlns:oel="http://schemas.microsoft.com/office/2019/extlst" xmlns:r="http://schemas.openxmlformats.org/officeDocument/2006/relationships" xmlns:m="http://schemas.openxmlformats.org/officeDocument/2006/math" xmlns:v="urn:schemas-microsoft-com:vml" xmlns:wp14="http://schemas.microsoft.com/office/word/2010/wordprocessingDrawing" xmlns:wp="http://schemas.openxmlformats.org/drawingml/2006/wordprocessingDrawing" xmlns:w10="urn:schemas-microsoft-com:office:word" xmlns:w="http://schemas.openxmlformats.org/wordprocessingml/2006/main" xmlns:w14="http://schemas.microsoft.com/office/word/2010/wordml" xmlns:w15="http://schemas.microsoft.com/office/word/2012/wordml" xmlns:w16cex="http://schemas.microsoft.com/office/word/2018/wordml/cex" xmlns:w16cid="http://schemas.microsoft.com/office/word/2016/wordml/cid" xmlns:w16="http://schemas.microsoft.com/office/word/2018/wordml" xmlns:w16du="http://schemas.microsoft.com/office/word/2023/wordml/word16du" xmlns:w16sdtdh="http://schemas.microsoft.com/office/word/2020/wordml/sdtdatahash" xmlns:w16sdtfl="http://schemas.microsoft.com/office/word/2024/wordml/sdtformatlock" xmlns:w16se="http://schemas.microsoft.com/office/word/2015/wordml/symex" xmlns:wpg="http://schemas.microsoft.com/office/word/2010/wordprocessingGroup" xmlns:wpi="http://schemas.microsoft.com/office/word/2010/wordprocessingInk" xmlns:wne="http://schemas.microsoft.com/office/word/2006/wordml" xmlns:wps="http://schemas.microsoft.com/office/word/2010/wordprocessingShape" mc:Ignorable="w14 w15 w16se w16cid w16 w16cex w16sdtdh w16sdtfl w16du wp14">
   <w:p>
     <w:pPr>
-      <w:pStyle w:val="Footer"/>
+      <w:pStyle w:val="Voettekst"/>
     </w:pPr>
   </w:p>
 </w:ftr>
@@ -2548,7 +2676,7 @@
 <w:ftr xmlns:wpc="http://schemas.microsoft.com/office/word/2010/wordprocessingCanvas" xmlns:cx="http://schemas.microsoft.com/office/drawing/2014/chartex" xmlns:cx1="http://schemas.microsoft.com/office/drawing/2015/9/8/chartex" xmlns:cx2="http://schemas.microsoft.com/office/drawing/2015/10/21/chartex" xmlns:cx3="http://schemas.microsoft.com/office/drawing/2016/5/9/chartex" xmlns:cx4="http://schemas.microsoft.com/office/drawing/2016/5/10/chartex" xmlns:cx5="http://schemas.microsoft.com/office/drawing/2016/5/11/chartex" xmlns:cx6="http://schemas.microsoft.com/office/drawing/2016/5/12/chartex" xmlns:cx7="http://schemas.microsoft.com/office/drawing/2016/5/13/chartex" xmlns:cx8="http://schemas.microsoft.com/office/drawing/2016/5/14/chartex" xmlns:mc="http://schemas.openxmlformats.org/markup-compatibility/2006" xmlns:aink="http://schemas.microsoft.com/office/drawing/2016/ink" xmlns:am3d="http://schemas.microsoft.com/office/drawing/2017/model3d" xmlns:o="urn:schemas-microsoft-com:office:office" xmlns:oel="http://schemas.microsoft.com/office/2019/extlst" xmlns:r="http://schemas.openxmlformats.org/officeDocument/2006/relationships" xmlns:m="http://schemas.openxmlformats.org/officeDocument/2006/math" xmlns:v="urn:schemas-microsoft-com:vml" xmlns:wp14="http://schemas.microsoft.com/office/word/2010/wordprocessingDrawing" xmlns:wp="http://schemas.openxmlformats.org/drawingml/2006/wordprocessingDrawing" xmlns:w10="urn:schemas-microsoft-com:office:word" xmlns:w="http://schemas.openxmlformats.org/wordprocessingml/2006/main" xmlns:w14="http://schemas.microsoft.com/office/word/2010/wordml" xmlns:w15="http://schemas.microsoft.com/office/word/2012/wordml" xmlns:w16cex="http://schemas.microsoft.com/office/word/2018/wordml/cex" xmlns:w16cid="http://schemas.microsoft.com/office/word/2016/wordml/cid" xmlns:w16="http://schemas.microsoft.com/office/word/2018/wordml" xmlns:w16du="http://schemas.microsoft.com/office/word/2023/wordml/word16du" xmlns:w16sdtdh="http://schemas.microsoft.com/office/word/2020/wordml/sdtdatahash" xmlns:w16sdtfl="http://schemas.microsoft.com/office/word/2024/wordml/sdtformatlock" xmlns:w16se="http://schemas.microsoft.com/office/word/2015/wordml/symex" xmlns:wpg="http://schemas.microsoft.com/office/word/2010/wordprocessingGroup" xmlns:wpi="http://schemas.microsoft.com/office/word/2010/wordprocessingInk" xmlns:wne="http://schemas.microsoft.com/office/word/2006/wordml" xmlns:wps="http://schemas.microsoft.com/office/word/2010/wordprocessingShape" mc:Ignorable="w14 w15 w16se w16cid w16 w16cex w16sdtdh w16sdtfl w16du wp14">
   <w:p>
     <w:pPr>
-      <w:pStyle w:val="Footer"/>
+      <w:pStyle w:val="Voettekst"/>
     </w:pPr>
   </w:p>
 </w:ftr>
@@ -2558,7 +2686,7 @@
 <w:ftr xmlns:wpc="http://schemas.microsoft.com/office/word/2010/wordprocessingCanvas" xmlns:cx="http://schemas.microsoft.com/office/drawing/2014/chartex" xmlns:cx1="http://schemas.microsoft.com/office/drawing/2015/9/8/chartex" xmlns:cx2="http://schemas.microsoft.com/office/drawing/2015/10/21/chartex" xmlns:cx3="http://schemas.microsoft.com/office/drawing/2016/5/9/chartex" xmlns:cx4="http://schemas.microsoft.com/office/drawing/2016/5/10/chartex" xmlns:cx5="http://schemas.microsoft.com/office/drawing/2016/5/11/chartex" xmlns:cx6="http://schemas.microsoft.com/office/drawing/2016/5/12/chartex" xmlns:cx7="http://schemas.microsoft.com/office/drawing/2016/5/13/chartex" xmlns:cx8="http://schemas.microsoft.com/office/drawing/2016/5/14/chartex" xmlns:mc="http://schemas.openxmlformats.org/markup-compatibility/2006" xmlns:aink="http://schemas.microsoft.com/office/drawing/2016/ink" xmlns:am3d="http://schemas.microsoft.com/office/drawing/2017/model3d" xmlns:o="urn:schemas-microsoft-com:office:office" xmlns:oel="http://schemas.microsoft.com/office/2019/extlst" xmlns:r="http://schemas.openxmlformats.org/officeDocument/2006/relationships" xmlns:m="http://schemas.openxmlformats.org/officeDocument/2006/math" xmlns:v="urn:schemas-microsoft-com:vml" xmlns:wp14="http://schemas.microsoft.com/office/word/2010/wordprocessingDrawing" xmlns:wp="http://schemas.openxmlformats.org/drawingml/2006/wordprocessingDrawing" xmlns:w10="urn:schemas-microsoft-com:office:word" xmlns:w="http://schemas.openxmlformats.org/wordprocessingml/2006/main" xmlns:w14="http://schemas.microsoft.com/office/word/2010/wordml" xmlns:w15="http://schemas.microsoft.com/office/word/2012/wordml" xmlns:w16cex="http://schemas.microsoft.com/office/word/2018/wordml/cex" xmlns:w16cid="http://schemas.microsoft.com/office/word/2016/wordml/cid" xmlns:w16="http://schemas.microsoft.com/office/word/2018/wordml" xmlns:w16du="http://schemas.microsoft.com/office/word/2023/wordml/word16du" xmlns:w16sdtdh="http://schemas.microsoft.com/office/word/2020/wordml/sdtdatahash" xmlns:w16sdtfl="http://schemas.microsoft.com/office/word/2024/wordml/sdtformatlock" xmlns:w16se="http://schemas.microsoft.com/office/word/2015/wordml/symex" xmlns:wpg="http://schemas.microsoft.com/office/word/2010/wordprocessingGroup" xmlns:wpi="http://schemas.microsoft.com/office/word/2010/wordprocessingInk" xmlns:wne="http://schemas.microsoft.com/office/word/2006/wordml" xmlns:wps="http://schemas.microsoft.com/office/word/2010/wordprocessingShape" mc:Ignorable="w14 w15 w16se w16cid w16 w16cex w16sdtdh w16sdtfl w16du wp14">
   <w:p>
     <w:pPr>
-      <w:pStyle w:val="Footer"/>
+      <w:pStyle w:val="Voettekst"/>
     </w:pPr>
   </w:p>
 </w:ftr>
@@ -2593,7 +2721,7 @@
 <w:hdr xmlns:wpc="http://schemas.microsoft.com/office/word/2010/wordprocessingCanvas" xmlns:cx="http://schemas.microsoft.com/office/drawing/2014/chartex" xmlns:cx1="http://schemas.microsoft.com/office/drawing/2015/9/8/chartex" xmlns:cx2="http://schemas.microsoft.com/office/drawing/2015/10/21/chartex" xmlns:cx3="http://schemas.microsoft.com/office/drawing/2016/5/9/chartex" xmlns:cx4="http://schemas.microsoft.com/office/drawing/2016/5/10/chartex" xmlns:cx5="http://schemas.microsoft.com/office/drawing/2016/5/11/chartex" xmlns:cx6="http://schemas.microsoft.com/office/drawing/2016/5/12/chartex" xmlns:cx7="http://schemas.microsoft.com/office/drawing/2016/5/13/chartex" xmlns:cx8="http://schemas.microsoft.com/office/drawing/2016/5/14/chartex" xmlns:mc="http://schemas.openxmlformats.org/markup-compatibility/2006" xmlns:aink="http://schemas.microsoft.com/office/drawing/2016/ink" xmlns:am3d="http://schemas.microsoft.com/office/drawing/2017/model3d" xmlns:o="urn:schemas-microsoft-com:office:office" xmlns:oel="http://schemas.microsoft.com/office/2019/extlst" xmlns:r="http://schemas.openxmlformats.org/officeDocument/2006/relationships" xmlns:m="http://schemas.openxmlformats.org/officeDocument/2006/math" xmlns:v="urn:schemas-microsoft-com:vml" xmlns:wp14="http://schemas.microsoft.com/office/word/2010/wordprocessingDrawing" xmlns:wp="http://schemas.openxmlformats.org/drawingml/2006/wordprocessingDrawing" xmlns:w10="urn:schemas-microsoft-com:office:word" xmlns:w="http://schemas.openxmlformats.org/wordprocessingml/2006/main" xmlns:w14="http://schemas.microsoft.com/office/word/2010/wordml" xmlns:w15="http://schemas.microsoft.com/office/word/2012/wordml" xmlns:w16cex="http://schemas.microsoft.com/office/word/2018/wordml/cex" xmlns:w16cid="http://schemas.microsoft.com/office/word/2016/wordml/cid" xmlns:w16="http://schemas.microsoft.com/office/word/2018/wordml" xmlns:w16du="http://schemas.microsoft.com/office/word/2023/wordml/word16du" xmlns:w16sdtdh="http://schemas.microsoft.com/office/word/2020/wordml/sdtdatahash" xmlns:w16sdtfl="http://schemas.microsoft.com/office/word/2024/wordml/sdtformatlock" xmlns:w16se="http://schemas.microsoft.com/office/word/2015/wordml/symex" xmlns:wpg="http://schemas.microsoft.com/office/word/2010/wordprocessingGroup" xmlns:wpi="http://schemas.microsoft.com/office/word/2010/wordprocessingInk" xmlns:wne="http://schemas.microsoft.com/office/word/2006/wordml" xmlns:wps="http://schemas.microsoft.com/office/word/2010/wordprocessingShape" mc:Ignorable="w14 w15 w16se w16cid w16 w16cex w16sdtdh w16sdtfl w16du wp14">
   <w:p>
     <w:pPr>
-      <w:pStyle w:val="Header"/>
+      <w:pStyle w:val="Koptekst"/>
     </w:pPr>
   </w:p>
 </w:hdr>
@@ -2603,7 +2731,7 @@
 <w:hdr xmlns:wpc="http://schemas.microsoft.com/office/word/2010/wordprocessingCanvas" xmlns:cx="http://schemas.microsoft.com/office/drawing/2014/chartex" xmlns:cx1="http://schemas.microsoft.com/office/drawing/2015/9/8/chartex" xmlns:cx2="http://schemas.microsoft.com/office/drawing/2015/10/21/chartex" xmlns:cx3="http://schemas.microsoft.com/office/drawing/2016/5/9/chartex" xmlns:cx4="http://schemas.microsoft.com/office/drawing/2016/5/10/chartex" xmlns:cx5="http://schemas.microsoft.com/office/drawing/2016/5/11/chartex" xmlns:cx6="http://schemas.microsoft.com/office/drawing/2016/5/12/chartex" xmlns:cx7="http://schemas.microsoft.com/office/drawing/2016/5/13/chartex" xmlns:cx8="http://schemas.microsoft.com/office/drawing/2016/5/14/chartex" xmlns:mc="http://schemas.openxmlformats.org/markup-compatibility/2006" xmlns:aink="http://schemas.microsoft.com/office/drawing/2016/ink" xmlns:am3d="http://schemas.microsoft.com/office/drawing/2017/model3d" xmlns:o="urn:schemas-microsoft-com:office:office" xmlns:oel="http://schemas.microsoft.com/office/2019/extlst" xmlns:r="http://schemas.openxmlformats.org/officeDocument/2006/relationships" xmlns:m="http://schemas.openxmlformats.org/officeDocument/2006/math" xmlns:v="urn:schemas-microsoft-com:vml" xmlns:wp14="http://schemas.microsoft.com/office/word/2010/wordprocessingDrawing" xmlns:wp="http://schemas.openxmlformats.org/drawingml/2006/wordprocessingDrawing" xmlns:w10="urn:schemas-microsoft-com:office:word" xmlns:w="http://schemas.openxmlformats.org/wordprocessingml/2006/main" xmlns:w14="http://schemas.microsoft.com/office/word/2010/wordml" xmlns:w15="http://schemas.microsoft.com/office/word/2012/wordml" xmlns:w16cex="http://schemas.microsoft.com/office/word/2018/wordml/cex" xmlns:w16cid="http://schemas.microsoft.com/office/word/2016/wordml/cid" xmlns:w16="http://schemas.microsoft.com/office/word/2018/wordml" xmlns:w16du="http://schemas.microsoft.com/office/word/2023/wordml/word16du" xmlns:w16sdtdh="http://schemas.microsoft.com/office/word/2020/wordml/sdtdatahash" xmlns:w16sdtfl="http://schemas.microsoft.com/office/word/2024/wordml/sdtformatlock" xmlns:w16se="http://schemas.microsoft.com/office/word/2015/wordml/symex" xmlns:wpg="http://schemas.microsoft.com/office/word/2010/wordprocessingGroup" xmlns:wpi="http://schemas.microsoft.com/office/word/2010/wordprocessingInk" xmlns:wne="http://schemas.microsoft.com/office/word/2006/wordml" xmlns:wps="http://schemas.microsoft.com/office/word/2010/wordprocessingShape" mc:Ignorable="w14 w15 w16se w16cid w16 w16cex w16sdtdh w16sdtfl w16du wp14">
   <w:p>
     <w:pPr>
-      <w:pStyle w:val="Header"/>
+      <w:pStyle w:val="Koptekst"/>
       <w:tabs>
         <w:tab w:val="clear" w:pos="4320"/>
         <w:tab w:val="clear" w:pos="8640"/>
@@ -2613,8 +2741,8 @@
       <w:rPr>
         <w:noProof/>
       </w:rPr>
-      <w:pict w14:anchorId="37B2FC6A">
-        <v:rect id="Rectangle 9" o:spid="_x0000_s1032" style="position:absolute;margin-left:388.1pt;margin-top:770.35pt;width:99.5pt;height:27pt;z-index:-503316471;visibility:visible;mso-wrap-style:square;mso-width-percent:0;mso-height-percent:0;mso-wrap-distance-left:0;mso-wrap-distance-top:0;mso-wrap-distance-right:0;mso-wrap-distance-bottom:0;mso-position-horizontal:absolute;mso-position-horizontal-relative:text;mso-position-vertical:absolute;mso-position-vertical-relative:text;mso-width-percent:0;mso-height-percent:0;mso-width-relative:page;mso-height-relative:page;v-text-anchor:top" o:gfxdata="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" stroked="f" strokeweight="0">
+      <w:pict w14:anchorId="467CCA32">
+        <v:rect id="Rechthoek 15" o:spid="_x0000_s1032" style="position:absolute;margin-left:388.1pt;margin-top:770.35pt;width:99.5pt;height:27pt;z-index:-503316471;visibility:visible;mso-wrap-style:square;mso-width-percent:0;mso-height-percent:0;mso-wrap-distance-left:0;mso-wrap-distance-top:0;mso-wrap-distance-right:0;mso-wrap-distance-bottom:0;mso-position-horizontal:absolute;mso-position-horizontal-relative:text;mso-position-vertical:absolute;mso-position-vertical-relative:text;mso-width-percent:0;mso-height-percent:0;mso-width-relative:page;mso-height-relative:page;v-text-anchor:top" o:gfxdata="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" stroked="f" strokeweight="0">
           <v:textbox inset="0,0,0,0">
             <w:txbxContent>
               <w:p>
@@ -2752,7 +2880,7 @@
   </w:p>
   <w:p>
     <w:pPr>
-      <w:pStyle w:val="Header"/>
+      <w:pStyle w:val="Koptekst"/>
       <w:tabs>
         <w:tab w:val="clear" w:pos="4320"/>
         <w:tab w:val="clear" w:pos="8640"/>
@@ -2763,8 +2891,8 @@
       <w:rPr>
         <w:noProof/>
       </w:rPr>
-      <w:pict w14:anchorId="2CF7AB24">
-        <v:rect id="Rectangle 7" o:spid="_x0000_s1031" style="position:absolute;margin-left:388.1pt;margin-top:101.4pt;width:99.5pt;height:660.8pt;z-index:-503316476;visibility:visible;mso-wrap-style:square;mso-width-percent:0;mso-height-percent:0;mso-wrap-distance-left:9.35pt;mso-wrap-distance-top:.15pt;mso-wrap-distance-right:9pt;mso-wrap-distance-bottom:0;mso-position-horizontal:absolute;mso-position-horizontal-relative:margin;mso-position-vertical:absolute;mso-position-vertical-relative:text;mso-width-percent:0;mso-height-percent:0;mso-width-relative:page;mso-height-relative:page;v-text-anchor:top" o:gfxdata="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" o:allowincell="f" stroked="f" strokeweight="0">
+      <w:pict w14:anchorId="003F8B76">
+        <v:rect id="Rechthoek 13" o:spid="_x0000_s1031" style="position:absolute;margin-left:388.1pt;margin-top:101.4pt;width:99.5pt;height:660.8pt;z-index:-503316476;visibility:visible;mso-wrap-style:square;mso-width-percent:0;mso-height-percent:0;mso-wrap-distance-left:9.35pt;mso-wrap-distance-top:.15pt;mso-wrap-distance-right:9pt;mso-wrap-distance-bottom:0;mso-position-horizontal:absolute;mso-position-horizontal-relative:margin;mso-position-vertical:absolute;mso-position-vertical-relative:text;mso-width-percent:0;mso-height-percent:0;mso-width-relative:page;mso-height-relative:page;v-text-anchor:top" o:gfxdata="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" o:allowincell="f" stroked="f" strokeweight="0">
           <v:textbox inset="0,15.72mm,0,0">
             <w:txbxContent>
               <w:p>
@@ -2855,8 +2983,9 @@
                 <w:r>
                   <w:rPr>
                     <w:noProof/>
-                  </w:rPr>
-                  <w:t>${KENMERK_ZVS_NUMMER}</w:t>
+                    <w:highlight w:val="yellow"/>
+                  </w:rPr>
+                  <w:t>[Kenmerk ZvS]</w:t>
                 </w:r>
               </w:p>
               <w:p>
@@ -2892,7 +3021,7 @@
 <w:hdr xmlns:wpc="http://schemas.microsoft.com/office/word/2010/wordprocessingCanvas" xmlns:cx="http://schemas.microsoft.com/office/drawing/2014/chartex" xmlns:cx1="http://schemas.microsoft.com/office/drawing/2015/9/8/chartex" xmlns:cx2="http://schemas.microsoft.com/office/drawing/2015/10/21/chartex" xmlns:cx3="http://schemas.microsoft.com/office/drawing/2016/5/9/chartex" xmlns:cx4="http://schemas.microsoft.com/office/drawing/2016/5/10/chartex" xmlns:cx5="http://schemas.microsoft.com/office/drawing/2016/5/11/chartex" xmlns:cx6="http://schemas.microsoft.com/office/drawing/2016/5/12/chartex" xmlns:cx7="http://schemas.microsoft.com/office/drawing/2016/5/13/chartex" xmlns:cx8="http://schemas.microsoft.com/office/drawing/2016/5/14/chartex" xmlns:mc="http://schemas.openxmlformats.org/markup-compatibility/2006" xmlns:aink="http://schemas.microsoft.com/office/drawing/2016/ink" xmlns:am3d="http://schemas.microsoft.com/office/drawing/2017/model3d" xmlns:o="urn:schemas-microsoft-com:office:office" xmlns:oel="http://schemas.microsoft.com/office/2019/extlst" xmlns:r="http://schemas.openxmlformats.org/officeDocument/2006/relationships" xmlns:m="http://schemas.openxmlformats.org/officeDocument/2006/math" xmlns:v="urn:schemas-microsoft-com:vml" xmlns:wp14="http://schemas.microsoft.com/office/word/2010/wordprocessingDrawing" xmlns:wp="http://schemas.openxmlformats.org/drawingml/2006/wordprocessingDrawing" xmlns:w10="urn:schemas-microsoft-com:office:word" xmlns:w="http://schemas.openxmlformats.org/wordprocessingml/2006/main" xmlns:w14="http://schemas.microsoft.com/office/word/2010/wordml" xmlns:w15="http://schemas.microsoft.com/office/word/2012/wordml" xmlns:w16cex="http://schemas.microsoft.com/office/word/2018/wordml/cex" xmlns:w16cid="http://schemas.microsoft.com/office/word/2016/wordml/cid" xmlns:w16="http://schemas.microsoft.com/office/word/2018/wordml" xmlns:w16du="http://schemas.microsoft.com/office/word/2023/wordml/word16du" xmlns:w16sdtdh="http://schemas.microsoft.com/office/word/2020/wordml/sdtdatahash" xmlns:w16sdtfl="http://schemas.microsoft.com/office/word/2024/wordml/sdtformatlock" xmlns:w16se="http://schemas.microsoft.com/office/word/2015/wordml/symex" xmlns:wpg="http://schemas.microsoft.com/office/word/2010/wordprocessingGroup" xmlns:wpi="http://schemas.microsoft.com/office/word/2010/wordprocessingInk" xmlns:wne="http://schemas.microsoft.com/office/word/2006/wordml" xmlns:wps="http://schemas.microsoft.com/office/word/2010/wordprocessingShape" mc:Ignorable="w14 w15 w16se w16cid w16 w16cex w16sdtdh w16sdtfl w16du wp14">
   <w:p>
     <w:pPr>
-      <w:pStyle w:val="Header"/>
+      <w:pStyle w:val="Koptekst"/>
       <w:tabs>
         <w:tab w:val="clear" w:pos="4320"/>
         <w:tab w:val="clear" w:pos="8640"/>
@@ -2953,8 +3082,8 @@
       <w:rPr>
         <w:noProof/>
       </w:rPr>
-      <w:pict w14:anchorId="69064403">
-        <v:rect id="Rectangle 11" o:spid="_x0000_s1030" alt="" style="position:absolute;margin-left:388.1pt;margin-top:770.35pt;width:99.5pt;height:27pt;z-index:-503316473;visibility:visible;mso-wrap-style:square;mso-wrap-edited:f;mso-width-percent:0;mso-height-percent:0;mso-wrap-distance-left:0;mso-wrap-distance-top:0;mso-wrap-distance-right:0;mso-wrap-distance-bottom:0;mso-position-horizontal:absolute;mso-position-horizontal-relative:text;mso-position-vertical:absolute;mso-position-vertical-relative:text;mso-width-percent:0;mso-height-percent:0;mso-width-relative:page;mso-height-relative:page;v-text-anchor:top" stroked="f" strokeweight="0">
+      <w:pict w14:anchorId="62001C1D">
+        <v:rect id="Rechthoek 11" o:spid="_x0000_s1030" style="position:absolute;margin-left:388.1pt;margin-top:770.35pt;width:99.5pt;height:27pt;z-index:-503316473;visibility:visible;mso-wrap-style:square;mso-width-percent:0;mso-height-percent:0;mso-wrap-distance-left:0;mso-wrap-distance-top:0;mso-wrap-distance-right:0;mso-wrap-distance-bottom:0;mso-position-horizontal:absolute;mso-position-horizontal-relative:text;mso-position-vertical:absolute;mso-position-vertical-relative:text;mso-width-percent:0;mso-height-percent:0;mso-width-relative:page;mso-height-relative:page;v-text-anchor:top" o:gfxdata="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" stroked="f" strokeweight="0">
           <v:textbox inset="0,0,0,0">
             <w:txbxContent>
               <w:p>
@@ -3092,29 +3221,29 @@
   </w:p>
   <w:p>
     <w:pPr>
-      <w:pStyle w:val="Header"/>
+      <w:pStyle w:val="Koptekst"/>
     </w:pPr>
     <w:r>
       <w:rPr>
         <w:noProof/>
       </w:rPr>
-      <w:pict w14:anchorId="7D27D606">
-        <v:rect id="Rectangle 5" o:spid="_x0000_s1029" style="position:absolute;margin-left:380.35pt;margin-top:101.4pt;width:125.35pt;height:660.8pt;z-index:-503316478;visibility:visible;mso-wrap-style:square;mso-width-percent:0;mso-height-percent:0;mso-wrap-distance-left:8.95pt;mso-wrap-distance-top:0;mso-wrap-distance-right:9.65pt;mso-wrap-distance-bottom:.7pt;mso-position-horizontal:absolute;mso-position-horizontal-relative:margin;mso-position-vertical:absolute;mso-position-vertical-relative:text;mso-width-percent:0;mso-height-percent:0;mso-width-relative:page;mso-height-relative:page;v-text-anchor:top" o:gfxdata="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" o:allowincell="f" filled="f" stroked="f" strokeweight="0">
+      <w:pict w14:anchorId="4B75A50D">
+        <v:rect id="Rechthoek 9" o:spid="_x0000_s1029" style="position:absolute;margin-left:380.35pt;margin-top:101.4pt;width:125.35pt;height:660.8pt;z-index:-503316478;visibility:visible;mso-wrap-style:square;mso-width-percent:0;mso-height-percent:0;mso-wrap-distance-left:8.95pt;mso-wrap-distance-top:0;mso-wrap-distance-right:9.65pt;mso-wrap-distance-bottom:.7pt;mso-position-horizontal:absolute;mso-position-horizontal-relative:margin;mso-position-vertical:absolute;mso-position-vertical-relative:text;mso-width-percent:0;mso-height-percent:0;mso-width-relative:page;mso-height-relative:page;v-text-anchor:top" o:gfxdata="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" o:allowincell="f" filled="f" stroked="f" strokeweight="0">
           <v:textbox inset="0,14.99mm,0,0">
             <w:txbxContent>
               <w:p>
                 <w:pPr>
                   <w:pStyle w:val="Afzendgegevenskopjes"/>
                 </w:pPr>
-                <w:bookmarkStart w:id="7" w:name="bmkDirectie"/>
-                <w:bookmarkStart w:id="8" w:name="_Hlk221786130"/>
-                <w:bookmarkStart w:id="9" w:name="_Hlk221785963"/>
+                <w:bookmarkStart w:id="11" w:name="bmkDirectie"/>
+                <w:bookmarkStart w:id="12" w:name="_Hlk221786130"/>
+                <w:bookmarkStart w:id="13" w:name="_Hlk221785963"/>
                 <w:r>
                   <w:t>Directie Wetgeving en Juridische Zaken</w:t>
                 </w:r>
-                <w:bookmarkEnd w:id="7"/>
+                <w:bookmarkEnd w:id="11"/>
               </w:p>
-              <w:bookmarkEnd w:id="8"/>
+              <w:bookmarkEnd w:id="12"/>
               <w:p>
                 <w:pPr>
                   <w:pStyle w:val="Afzendgegevenswitregel1"/>
@@ -3124,8 +3253,8 @@
                 <w:pPr>
                   <w:pStyle w:val="Afzendgegevens"/>
                 </w:pPr>
-                <w:bookmarkStart w:id="10" w:name="_Hlk221786162"/>
-                <w:bookmarkStart w:id="11" w:name="_Hlk221786170"/>
+                <w:bookmarkStart w:id="14" w:name="_Hlk221786162"/>
+                <w:bookmarkStart w:id="15" w:name="_Hlk221786170"/>
                 <w:r>
                   <w:t>Bezoekadres:</w:t>
                 </w:r>
@@ -3210,7 +3339,7 @@
                 <w:pPr>
                   <w:pStyle w:val="Afzendgegevenskopjes"/>
                 </w:pPr>
-                <w:bookmarkStart w:id="12" w:name="_Hlk221786139"/>
+                <w:bookmarkStart w:id="16" w:name="_Hlk221786139"/>
                 <w:r>
                   <w:t>Inlichtingen bij</w:t>
                 </w:r>
@@ -3222,8 +3351,8 @@
                     <w:tab w:val="left" w:pos="170"/>
                   </w:tabs>
                 </w:pPr>
-                <w:bookmarkStart w:id="13" w:name="bmkInlichtingenBij"/>
-                <w:bookmarkEnd w:id="13"/>
+                <w:bookmarkStart w:id="17" w:name="bmkInlichtingenBij"/>
+                <w:bookmarkEnd w:id="17"/>
                 <w:r>
                   <w:t>Balie bezwaar en beroep</w:t>
                 </w:r>
@@ -3251,8 +3380,8 @@
                   <w:tab/>
                   <w:t xml:space="preserve">070 340 </w:t>
                 </w:r>
-                <w:bookmarkStart w:id="14" w:name="bmkDoorkiesnummer"/>
-                <w:bookmarkEnd w:id="14"/>
+                <w:bookmarkStart w:id="18" w:name="bmkDoorkiesnummer"/>
+                <w:bookmarkEnd w:id="18"/>
                 <w:r>
                   <w:rPr>
                     <w:lang w:val="de-DE"/>
@@ -3279,10 +3408,10 @@
                     <w:t>wjz.bezwaarenberoep@minvws.nl</w:t>
                   </w:r>
                 </w:hyperlink>
-                <w:bookmarkEnd w:id="10"/>
+                <w:bookmarkEnd w:id="14"/>
               </w:p>
-              <w:bookmarkEnd w:id="11"/>
-              <w:bookmarkEnd w:id="12"/>
+              <w:bookmarkEnd w:id="15"/>
+              <w:bookmarkEnd w:id="16"/>
               <w:p>
                 <w:pPr>
                   <w:pStyle w:val="Afzendgegevenswitregel2"/>
@@ -3312,16 +3441,17 @@
                     <w:noProof/>
                   </w:rPr>
                 </w:pPr>
-                <w:bookmarkStart w:id="15" w:name="_Hlk221786180"/>
-                <w:bookmarkEnd w:id="9"/>
+                <w:bookmarkStart w:id="19" w:name="_Hlk221786180"/>
                 <w:r>
                   <w:rPr>
                     <w:noProof/>
-                  </w:rPr>
-                  <w:t>${KENMERK_ZVS_NUMMER}</w:t>
+                    <w:highlight w:val="yellow"/>
+                  </w:rPr>
+                  <w:t>[Kenmerk ZvS]</w:t>
                 </w:r>
               </w:p>
-              <w:bookmarkEnd w:id="15"/>
+              <w:bookmarkEnd w:id="13"/>
+              <w:bookmarkEnd w:id="19"/>
               <w:p>
                 <w:pPr>
                   <w:pStyle w:val="Afzendgegevenswitregel1"/>
@@ -3385,7 +3515,10 @@
                   <w:pStyle w:val="Afzendgegevens"/>
                 </w:pPr>
                 <w:r>
-                  <w:t>${DATUM_ONTVANGEN_BERICHT}</w:t>
+                  <w:rPr>
+                    <w:highlight w:val="yellow"/>
+                  </w:rPr>
+                  <w:t>[Datum ontvangst bezwaar]</w:t>
                 </w:r>
               </w:p>
               <w:p>
@@ -3403,8 +3536,8 @@
                     <w:color w:val="000000"/>
                   </w:rPr>
                 </w:pPr>
-                <w:bookmarkStart w:id="16" w:name="bmkUwBrief"/>
-                <w:bookmarkEnd w:id="16"/>
+                <w:bookmarkStart w:id="20" w:name="bmkUwBrief"/>
+                <w:bookmarkEnd w:id="20"/>
               </w:p>
               <w:p>
                 <w:pPr>
@@ -3443,7 +3576,7 @@
 <w:hdr xmlns:wpc="http://schemas.microsoft.com/office/word/2010/wordprocessingCanvas" xmlns:cx="http://schemas.microsoft.com/office/drawing/2014/chartex" xmlns:cx1="http://schemas.microsoft.com/office/drawing/2015/9/8/chartex" xmlns:cx2="http://schemas.microsoft.com/office/drawing/2015/10/21/chartex" xmlns:cx3="http://schemas.microsoft.com/office/drawing/2016/5/9/chartex" xmlns:cx4="http://schemas.microsoft.com/office/drawing/2016/5/10/chartex" xmlns:cx5="http://schemas.microsoft.com/office/drawing/2016/5/11/chartex" xmlns:cx6="http://schemas.microsoft.com/office/drawing/2016/5/12/chartex" xmlns:cx7="http://schemas.microsoft.com/office/drawing/2016/5/13/chartex" xmlns:cx8="http://schemas.microsoft.com/office/drawing/2016/5/14/chartex" xmlns:mc="http://schemas.openxmlformats.org/markup-compatibility/2006" xmlns:aink="http://schemas.microsoft.com/office/drawing/2016/ink" xmlns:am3d="http://schemas.microsoft.com/office/drawing/2017/model3d" xmlns:o="urn:schemas-microsoft-com:office:office" xmlns:oel="http://schemas.microsoft.com/office/2019/extlst" xmlns:r="http://schemas.openxmlformats.org/officeDocument/2006/relationships" xmlns:m="http://schemas.openxmlformats.org/officeDocument/2006/math" xmlns:v="urn:schemas-microsoft-com:vml" xmlns:wp14="http://schemas.microsoft.com/office/word/2010/wordprocessingDrawing" xmlns:wp="http://schemas.openxmlformats.org/drawingml/2006/wordprocessingDrawing" xmlns:w10="urn:schemas-microsoft-com:office:word" xmlns:w="http://schemas.openxmlformats.org/wordprocessingml/2006/main" xmlns:w14="http://schemas.microsoft.com/office/word/2010/wordml" xmlns:w15="http://schemas.microsoft.com/office/word/2012/wordml" xmlns:w16cex="http://schemas.microsoft.com/office/word/2018/wordml/cex" xmlns:w16cid="http://schemas.microsoft.com/office/word/2016/wordml/cid" xmlns:w16="http://schemas.microsoft.com/office/word/2018/wordml" xmlns:w16du="http://schemas.microsoft.com/office/word/2023/wordml/word16du" xmlns:w16sdtdh="http://schemas.microsoft.com/office/word/2020/wordml/sdtdatahash" xmlns:w16sdtfl="http://schemas.microsoft.com/office/word/2024/wordml/sdtformatlock" xmlns:w16se="http://schemas.microsoft.com/office/word/2015/wordml/symex" xmlns:wpg="http://schemas.microsoft.com/office/word/2010/wordprocessingGroup" xmlns:wpi="http://schemas.microsoft.com/office/word/2010/wordprocessingInk" xmlns:wne="http://schemas.microsoft.com/office/word/2006/wordml" xmlns:wps="http://schemas.microsoft.com/office/word/2010/wordprocessingShape" mc:Ignorable="w14 w15 w16se w16cid w16 w16cex w16sdtdh w16sdtfl w16du wp14">
   <w:p>
     <w:pPr>
-      <w:pStyle w:val="Header"/>
+      <w:pStyle w:val="Koptekst"/>
       <w:tabs>
         <w:tab w:val="clear" w:pos="4320"/>
         <w:tab w:val="clear" w:pos="8640"/>
@@ -3453,8 +3586,8 @@
       <w:rPr>
         <w:noProof/>
       </w:rPr>
-      <w:pict w14:anchorId="0C9E720C">
-        <v:rect id="_x0000_s1028" alt="" style="position:absolute;margin-left:388.1pt;margin-top:770.35pt;width:99.5pt;height:27pt;z-index:-503316465;visibility:visible;mso-wrap-style:square;mso-wrap-edited:f;mso-width-percent:0;mso-height-percent:0;mso-wrap-distance-left:0;mso-wrap-distance-top:0;mso-wrap-distance-right:0;mso-wrap-distance-bottom:0;mso-position-horizontal:absolute;mso-position-horizontal-relative:text;mso-position-vertical:absolute;mso-position-vertical-relative:text;mso-width-percent:0;mso-height-percent:0;mso-width-relative:page;mso-height-relative:page;v-text-anchor:top" stroked="f" strokeweight="0">
+      <w:pict w14:anchorId="41362134">
+        <v:rect id="Rechthoek 7" o:spid="_x0000_s1028" style="position:absolute;margin-left:388.1pt;margin-top:770.35pt;width:99.5pt;height:27pt;z-index:-503316465;visibility:visible;mso-wrap-style:square;mso-width-percent:0;mso-height-percent:0;mso-wrap-distance-left:0;mso-wrap-distance-top:0;mso-wrap-distance-right:0;mso-wrap-distance-bottom:0;mso-position-horizontal:absolute;mso-position-horizontal-relative:text;mso-position-vertical:absolute;mso-position-vertical-relative:text;mso-width-percent:0;mso-height-percent:0;mso-width-relative:page;mso-height-relative:page;v-text-anchor:top" o:gfxdata="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" stroked="f" strokeweight="0">
           <v:textbox inset="0,0,0,0">
             <w:txbxContent>
               <w:p>
@@ -3592,7 +3725,7 @@
   </w:p>
   <w:p>
     <w:pPr>
-      <w:pStyle w:val="Header"/>
+      <w:pStyle w:val="Koptekst"/>
       <w:tabs>
         <w:tab w:val="clear" w:pos="4320"/>
         <w:tab w:val="clear" w:pos="8640"/>
@@ -3603,8 +3736,8 @@
       <w:rPr>
         <w:noProof/>
       </w:rPr>
-      <w:pict w14:anchorId="30C61ED0">
-        <v:rect id="Rectangle 3" o:spid="_x0000_s1027" style="position:absolute;margin-left:388.1pt;margin-top:101.4pt;width:99.5pt;height:660.8pt;z-index:-503316467;visibility:visible;mso-wrap-style:square;mso-width-percent:0;mso-height-percent:0;mso-wrap-distance-left:9.35pt;mso-wrap-distance-top:.15pt;mso-wrap-distance-right:9pt;mso-wrap-distance-bottom:0;mso-position-horizontal:absolute;mso-position-horizontal-relative:margin;mso-position-vertical:absolute;mso-position-vertical-relative:text;mso-width-percent:0;mso-height-percent:0;mso-width-relative:page;mso-height-relative:page;v-text-anchor:top" o:gfxdata="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" o:allowincell="f" stroked="f" strokeweight="0">
+      <w:pict w14:anchorId="0B9BF6FB">
+        <v:rect id="Rechthoek 5" o:spid="_x0000_s1027" style="position:absolute;margin-left:388.1pt;margin-top:101.4pt;width:99.5pt;height:660.8pt;z-index:-503316467;visibility:visible;mso-wrap-style:square;mso-width-percent:0;mso-height-percent:0;mso-wrap-distance-left:9.35pt;mso-wrap-distance-top:.15pt;mso-wrap-distance-right:9pt;mso-wrap-distance-bottom:0;mso-position-horizontal:absolute;mso-position-horizontal-relative:margin;mso-position-vertical:absolute;mso-position-vertical-relative:text;mso-width-percent:0;mso-height-percent:0;mso-width-relative:page;mso-height-relative:page;v-text-anchor:top" o:gfxdata="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" o:allowincell="f" stroked="f" strokeweight="0">
           <v:textbox inset="0,15.72mm,0,0">
             <w:txbxContent>
               <w:p>
@@ -3671,8 +3804,9 @@
                 <w:r>
                   <w:rPr>
                     <w:noProof/>
-                  </w:rPr>
-                  <w:t>${KENMERK_ZVS_NUMMER}</w:t>
+                    <w:highlight w:val="yellow"/>
+                  </w:rPr>
+                  <w:t>[Kenmerk ZvS]</w:t>
                 </w:r>
               </w:p>
               <w:p>
@@ -3697,7 +3831,7 @@
 <w:hdr xmlns:wpc="http://schemas.microsoft.com/office/word/2010/wordprocessingCanvas" xmlns:cx="http://schemas.microsoft.com/office/drawing/2014/chartex" xmlns:cx1="http://schemas.microsoft.com/office/drawing/2015/9/8/chartex" xmlns:cx2="http://schemas.microsoft.com/office/drawing/2015/10/21/chartex" xmlns:cx3="http://schemas.microsoft.com/office/drawing/2016/5/9/chartex" xmlns:cx4="http://schemas.microsoft.com/office/drawing/2016/5/10/chartex" xmlns:cx5="http://schemas.microsoft.com/office/drawing/2016/5/11/chartex" xmlns:cx6="http://schemas.microsoft.com/office/drawing/2016/5/12/chartex" xmlns:cx7="http://schemas.microsoft.com/office/drawing/2016/5/13/chartex" xmlns:cx8="http://schemas.microsoft.com/office/drawing/2016/5/14/chartex" xmlns:mc="http://schemas.openxmlformats.org/markup-compatibility/2006" xmlns:aink="http://schemas.microsoft.com/office/drawing/2016/ink" xmlns:am3d="http://schemas.microsoft.com/office/drawing/2017/model3d" xmlns:o="urn:schemas-microsoft-com:office:office" xmlns:oel="http://schemas.microsoft.com/office/2019/extlst" xmlns:r="http://schemas.openxmlformats.org/officeDocument/2006/relationships" xmlns:m="http://schemas.openxmlformats.org/officeDocument/2006/math" xmlns:v="urn:schemas-microsoft-com:vml" xmlns:wp14="http://schemas.microsoft.com/office/word/2010/wordprocessingDrawing" xmlns:wp="http://schemas.openxmlformats.org/drawingml/2006/wordprocessingDrawing" xmlns:w10="urn:schemas-microsoft-com:office:word" xmlns:w="http://schemas.openxmlformats.org/wordprocessingml/2006/main" xmlns:w14="http://schemas.microsoft.com/office/word/2010/wordml" xmlns:w15="http://schemas.microsoft.com/office/word/2012/wordml" xmlns:w16cex="http://schemas.microsoft.com/office/word/2018/wordml/cex" xmlns:w16cid="http://schemas.microsoft.com/office/word/2016/wordml/cid" xmlns:w16="http://schemas.microsoft.com/office/word/2018/wordml" xmlns:w16du="http://schemas.microsoft.com/office/word/2023/wordml/word16du" xmlns:w16sdtdh="http://schemas.microsoft.com/office/word/2020/wordml/sdtdatahash" xmlns:w16sdtfl="http://schemas.microsoft.com/office/word/2024/wordml/sdtformatlock" xmlns:w16se="http://schemas.microsoft.com/office/word/2015/wordml/symex" xmlns:wpg="http://schemas.microsoft.com/office/word/2010/wordprocessingGroup" xmlns:wpi="http://schemas.microsoft.com/office/word/2010/wordprocessingInk" xmlns:wne="http://schemas.microsoft.com/office/word/2006/wordml" xmlns:wps="http://schemas.microsoft.com/office/word/2010/wordprocessingShape" mc:Ignorable="w14 w15 w16se w16cid w16 w16cex w16sdtdh w16sdtfl w16du wp14">
   <w:p>
     <w:pPr>
-      <w:pStyle w:val="Header"/>
+      <w:pStyle w:val="Koptekst"/>
       <w:tabs>
         <w:tab w:val="clear" w:pos="4320"/>
         <w:tab w:val="clear" w:pos="8640"/>
@@ -3758,8 +3892,8 @@
       <w:rPr>
         <w:noProof/>
       </w:rPr>
-      <w:pict w14:anchorId="4C8A98F5">
-        <v:rect id="_x0000_s1026" alt="" style="position:absolute;margin-left:388.1pt;margin-top:770.35pt;width:99.5pt;height:27pt;z-index:-503316459;visibility:visible;mso-wrap-style:square;mso-wrap-edited:f;mso-width-percent:0;mso-height-percent:0;mso-wrap-distance-left:0;mso-wrap-distance-top:0;mso-wrap-distance-right:0;mso-wrap-distance-bottom:0;mso-position-horizontal:absolute;mso-position-horizontal-relative:text;mso-position-vertical:absolute;mso-position-vertical-relative:text;mso-width-percent:0;mso-height-percent:0;mso-width-relative:page;mso-height-relative:page;v-text-anchor:top" stroked="f" strokeweight="0">
+      <w:pict w14:anchorId="29B9B41A">
+        <v:rect id="Rechthoek 3" o:spid="_x0000_s1026" style="position:absolute;margin-left:388.1pt;margin-top:770.35pt;width:99.5pt;height:27pt;z-index:-503316459;visibility:visible;mso-wrap-style:square;mso-width-percent:0;mso-height-percent:0;mso-wrap-distance-left:0;mso-wrap-distance-top:0;mso-wrap-distance-right:0;mso-wrap-distance-bottom:0;mso-position-horizontal:absolute;mso-position-horizontal-relative:text;mso-position-vertical:absolute;mso-position-vertical-relative:text;mso-width-percent:0;mso-height-percent:0;mso-width-relative:page;mso-height-relative:page;v-text-anchor:top" o:gfxdata="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" stroked="f" strokeweight="0">
           <v:textbox inset="0,0,0,0">
             <w:txbxContent>
               <w:p>
@@ -3897,14 +4031,14 @@
   </w:p>
   <w:p>
     <w:pPr>
-      <w:pStyle w:val="Header"/>
+      <w:pStyle w:val="Koptekst"/>
     </w:pPr>
     <w:r>
       <w:rPr>
         <w:noProof/>
       </w:rPr>
-      <w:pict w14:anchorId="760746D4">
-        <v:rect id="Rectangle 1" o:spid="_x0000_s1025" style="position:absolute;margin-left:380.35pt;margin-top:101.4pt;width:125.35pt;height:660.8pt;z-index:-503316462;visibility:visible;mso-wrap-style:square;mso-width-percent:0;mso-height-percent:0;mso-wrap-distance-left:8.95pt;mso-wrap-distance-top:0;mso-wrap-distance-right:9.65pt;mso-wrap-distance-bottom:.7pt;mso-position-horizontal:absolute;mso-position-horizontal-relative:margin;mso-position-vertical:absolute;mso-position-vertical-relative:text;mso-width-percent:0;mso-height-percent:0;mso-width-relative:page;mso-height-relative:page;v-text-anchor:top" o:gfxdata="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" o:allowincell="f" filled="f" stroked="f" strokeweight="0">
+      <w:pict w14:anchorId="7B9C0AE2">
+        <v:rect id="Rechthoek 1" o:spid="_x0000_s1025" style="position:absolute;margin-left:380.35pt;margin-top:101.4pt;width:125.35pt;height:660.8pt;z-index:-503316462;visibility:visible;mso-wrap-style:square;mso-width-percent:0;mso-height-percent:0;mso-wrap-distance-left:8.95pt;mso-wrap-distance-top:0;mso-wrap-distance-right:9.65pt;mso-wrap-distance-bottom:.7pt;mso-position-horizontal:absolute;mso-position-horizontal-relative:margin;mso-position-vertical:absolute;mso-position-vertical-relative:text;mso-width-percent:0;mso-height-percent:0;mso-width-relative:page;mso-height-relative:page;v-text-anchor:top" o:gfxdata="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" o:allowincell="f" filled="f" stroked="f" strokeweight="0">
           <v:textbox inset="0,14.99mm,0,0">
             <w:txbxContent>
               <w:p>
@@ -4107,8 +4241,9 @@
                 <w:r>
                   <w:rPr>
                     <w:noProof/>
-                  </w:rPr>
-                  <w:t>${KENMERK_ZVS_NUMMER}</w:t>
+                    <w:highlight w:val="yellow"/>
+                  </w:rPr>
+                  <w:t>[Kenmerk ZvS]</w:t>
                 </w:r>
               </w:p>
               <w:p>
@@ -4126,8 +4261,8 @@
                     <w:color w:val="000000"/>
                   </w:rPr>
                 </w:pPr>
-                <w:bookmarkStart w:id="24" w:name="bmkUwBrief_Copy_5"/>
-                <w:bookmarkEnd w:id="24"/>
+                <w:bookmarkStart w:id="28" w:name="bmkUwBrief_Copy_5"/>
+                <w:bookmarkEnd w:id="28"/>
               </w:p>
               <w:p>
                 <w:pPr>
@@ -4171,7 +4306,7 @@
     <w:lvl w:ilvl="0">
       <w:start w:val="1"/>
       <w:numFmt w:val="bullet"/>
-      <w:pStyle w:val="ListBullet2"/>
+      <w:pStyle w:val="Lijstopsomteken2"/>
       <w:lvlText w:val=""/>
       <w:lvlJc w:val="left"/>
       <w:pPr>
@@ -4288,7 +4423,7 @@
     <w:lvl w:ilvl="0">
       <w:start w:val="1"/>
       <w:numFmt w:val="bullet"/>
-      <w:pStyle w:val="ListBullet3"/>
+      <w:pStyle w:val="Lijstopsomteken3"/>
       <w:lvlText w:val=""/>
       <w:lvlJc w:val="left"/>
       <w:pPr>
@@ -4405,7 +4540,7 @@
     <w:lvl w:ilvl="0">
       <w:start w:val="1"/>
       <w:numFmt w:val="bullet"/>
-      <w:pStyle w:val="ListBullet5"/>
+      <w:pStyle w:val="Lijstopsomteken5"/>
       <w:lvlText w:val=""/>
       <w:lvlJc w:val="left"/>
       <w:pPr>
@@ -4522,7 +4657,7 @@
     <w:lvl w:ilvl="0">
       <w:start w:val="1"/>
       <w:numFmt w:val="bullet"/>
-      <w:pStyle w:val="ListBullet"/>
+      <w:pStyle w:val="Lijstopsomteken"/>
       <w:lvlText w:val=""/>
       <w:lvlJc w:val="left"/>
       <w:pPr>
@@ -4639,7 +4774,7 @@
     <w:lvl w:ilvl="0">
       <w:start w:val="1"/>
       <w:numFmt w:val="decimal"/>
-      <w:pStyle w:val="ListNumber"/>
+      <w:pStyle w:val="Lijstnummering"/>
       <w:lvlText w:val="%1"/>
       <w:lvlJc w:val="left"/>
       <w:pPr>
@@ -4652,7 +4787,7 @@
     <w:lvl w:ilvl="1">
       <w:start w:val="1"/>
       <w:numFmt w:val="decimal"/>
-      <w:pStyle w:val="ListNumber2"/>
+      <w:pStyle w:val="Lijstnummering2"/>
       <w:lvlText w:val="%1.%2"/>
       <w:lvlJc w:val="left"/>
       <w:pPr>
@@ -4665,7 +4800,7 @@
     <w:lvl w:ilvl="2">
       <w:start w:val="1"/>
       <w:numFmt w:val="decimal"/>
-      <w:pStyle w:val="ListNumber3"/>
+      <w:pStyle w:val="Lijstnummering3"/>
       <w:lvlText w:val="%1.%2.%3"/>
       <w:lvlJc w:val="left"/>
       <w:pPr>
@@ -4678,7 +4813,7 @@
     <w:lvl w:ilvl="3">
       <w:start w:val="1"/>
       <w:numFmt w:val="lowerLetter"/>
-      <w:pStyle w:val="ListNumber4"/>
+      <w:pStyle w:val="Lijstnummering4"/>
       <w:lvlText w:val="%1.%2.%3.%4"/>
       <w:lvlJc w:val="left"/>
       <w:pPr>
@@ -4756,7 +4891,7 @@
     <w:lvl w:ilvl="0">
       <w:start w:val="1"/>
       <w:numFmt w:val="bullet"/>
-      <w:pStyle w:val="ListBullet4"/>
+      <w:pStyle w:val="Lijstopsomteken4"/>
       <w:lvlText w:val=""/>
       <w:lvlJc w:val="left"/>
       <w:pPr>
@@ -4873,7 +5008,7 @@
     <w:lvl w:ilvl="0">
       <w:start w:val="1"/>
       <w:numFmt w:val="decimal"/>
-      <w:pStyle w:val="ListNumber5"/>
+      <w:pStyle w:val="Lijstnummering5"/>
       <w:lvlText w:val="%1."/>
       <w:lvlJc w:val="left"/>
       <w:pPr>
@@ -4987,7 +5122,7 @@
     <w:lvl w:ilvl="0">
       <w:start w:val="1"/>
       <w:numFmt w:val="decimal"/>
-      <w:pStyle w:val="Heading1"/>
+      <w:pStyle w:val="Kop1"/>
       <w:lvlText w:val="%1"/>
       <w:lvlJc w:val="left"/>
       <w:pPr>
@@ -5000,7 +5135,7 @@
     <w:lvl w:ilvl="1">
       <w:start w:val="1"/>
       <w:numFmt w:val="decimal"/>
-      <w:pStyle w:val="Heading2"/>
+      <w:pStyle w:val="Kop2"/>
       <w:lvlText w:val="%1.%2"/>
       <w:lvlJc w:val="left"/>
       <w:pPr>
@@ -5013,7 +5148,7 @@
     <w:lvl w:ilvl="2">
       <w:start w:val="1"/>
       <w:numFmt w:val="decimal"/>
-      <w:pStyle w:val="Heading3"/>
+      <w:pStyle w:val="Kop3"/>
       <w:lvlText w:val="%1.%2.%3"/>
       <w:lvlJc w:val="left"/>
       <w:pPr>
@@ -5420,7 +5555,7 @@
     <w:lsdException w:name="Unresolved Mention" w:semiHidden="1" w:uiPriority="99" w:unhideWhenUsed="1"/>
     <w:lsdException w:name="Smart Link" w:semiHidden="1" w:uiPriority="99" w:unhideWhenUsed="1"/>
   </w:latentStyles>
-  <w:style w:type="paragraph" w:default="1" w:styleId="Normal">
+  <w:style w:type="paragraph" w:default="1" w:styleId="Standaard">
     <w:name w:val="Normal"/>
     <w:qFormat/>
     <w:rsid w:val="00261464"/>
@@ -5432,10 +5567,10 @@
       <w:sz w:val="18"/>
     </w:rPr>
   </w:style>
-  <w:style w:type="paragraph" w:styleId="Heading1">
+  <w:style w:type="paragraph" w:styleId="Kop1">
     <w:name w:val="heading 1"/>
-    <w:basedOn w:val="Normal"/>
-    <w:next w:val="Normal"/>
+    <w:basedOn w:val="Standaard"/>
+    <w:next w:val="Standaard"/>
     <w:qFormat/>
     <w:rsid w:val="00EB49A6"/>
     <w:pPr>
@@ -5458,10 +5593,10 @@
       <w:sz w:val="28"/>
     </w:rPr>
   </w:style>
-  <w:style w:type="paragraph" w:styleId="Heading2">
+  <w:style w:type="paragraph" w:styleId="Kop2">
     <w:name w:val="heading 2"/>
-    <w:basedOn w:val="Normal"/>
-    <w:next w:val="Normal"/>
+    <w:basedOn w:val="Standaard"/>
+    <w:next w:val="Standaard"/>
     <w:qFormat/>
     <w:rsid w:val="00EB49A6"/>
     <w:pPr>
@@ -5482,10 +5617,10 @@
       <w:b/>
     </w:rPr>
   </w:style>
-  <w:style w:type="paragraph" w:styleId="Heading3">
+  <w:style w:type="paragraph" w:styleId="Kop3">
     <w:name w:val="heading 3"/>
-    <w:basedOn w:val="Heading2"/>
-    <w:next w:val="Normal"/>
+    <w:basedOn w:val="Kop2"/>
+    <w:next w:val="Standaard"/>
     <w:qFormat/>
     <w:rsid w:val="00EB49A6"/>
     <w:pPr>
@@ -5497,10 +5632,10 @@
       <w:outlineLvl w:val="2"/>
     </w:pPr>
   </w:style>
-  <w:style w:type="paragraph" w:styleId="Heading4">
+  <w:style w:type="paragraph" w:styleId="Kop4">
     <w:name w:val="heading 4"/>
-    <w:basedOn w:val="Normal"/>
-    <w:next w:val="Normal"/>
+    <w:basedOn w:val="Standaard"/>
+    <w:next w:val="Standaard"/>
     <w:qFormat/>
     <w:rsid w:val="00EB49A6"/>
     <w:pPr>
@@ -5512,63 +5647,63 @@
       <w:i/>
     </w:rPr>
   </w:style>
-  <w:style w:type="paragraph" w:styleId="Heading5">
+  <w:style w:type="paragraph" w:styleId="Kop5">
     <w:name w:val="heading 5"/>
-    <w:basedOn w:val="Heading4"/>
-    <w:next w:val="Normal"/>
+    <w:basedOn w:val="Kop4"/>
+    <w:next w:val="Standaard"/>
     <w:qFormat/>
     <w:rsid w:val="00EB49A6"/>
     <w:pPr>
       <w:outlineLvl w:val="4"/>
     </w:pPr>
   </w:style>
-  <w:style w:type="paragraph" w:styleId="Heading6">
+  <w:style w:type="paragraph" w:styleId="Kop6">
     <w:name w:val="heading 6"/>
-    <w:basedOn w:val="Heading4"/>
-    <w:next w:val="Normal"/>
+    <w:basedOn w:val="Kop4"/>
+    <w:next w:val="Standaard"/>
     <w:qFormat/>
     <w:rsid w:val="00EB49A6"/>
     <w:pPr>
       <w:outlineLvl w:val="5"/>
     </w:pPr>
   </w:style>
-  <w:style w:type="paragraph" w:styleId="Heading7">
+  <w:style w:type="paragraph" w:styleId="Kop7">
     <w:name w:val="heading 7"/>
-    <w:basedOn w:val="Heading4"/>
-    <w:next w:val="Normal"/>
+    <w:basedOn w:val="Kop4"/>
+    <w:next w:val="Standaard"/>
     <w:qFormat/>
     <w:rsid w:val="00EB49A6"/>
     <w:pPr>
       <w:outlineLvl w:val="6"/>
     </w:pPr>
   </w:style>
-  <w:style w:type="paragraph" w:styleId="Heading8">
+  <w:style w:type="paragraph" w:styleId="Kop8">
     <w:name w:val="heading 8"/>
-    <w:basedOn w:val="Heading4"/>
-    <w:next w:val="Normal"/>
+    <w:basedOn w:val="Kop4"/>
+    <w:next w:val="Standaard"/>
     <w:qFormat/>
     <w:rsid w:val="00EB49A6"/>
     <w:pPr>
       <w:outlineLvl w:val="7"/>
     </w:pPr>
   </w:style>
-  <w:style w:type="paragraph" w:styleId="Heading9">
+  <w:style w:type="paragraph" w:styleId="Kop9">
     <w:name w:val="heading 9"/>
-    <w:basedOn w:val="Heading4"/>
-    <w:next w:val="Normal"/>
+    <w:basedOn w:val="Kop4"/>
+    <w:next w:val="Standaard"/>
     <w:qFormat/>
     <w:rsid w:val="00EB49A6"/>
     <w:pPr>
       <w:outlineLvl w:val="8"/>
     </w:pPr>
   </w:style>
-  <w:style w:type="character" w:default="1" w:styleId="DefaultParagraphFont">
+  <w:style w:type="character" w:default="1" w:styleId="Standaardalinea-lettertype">
     <w:name w:val="Default Paragraph Font"/>
     <w:uiPriority w:val="1"/>
     <w:semiHidden/>
     <w:unhideWhenUsed/>
   </w:style>
-  <w:style w:type="table" w:default="1" w:styleId="TableNormal">
+  <w:style w:type="table" w:default="1" w:styleId="Standaardtabel">
     <w:name w:val="Normal Table"/>
     <w:uiPriority w:val="99"/>
     <w:semiHidden/>
@@ -5583,15 +5718,15 @@
       </w:tblCellMar>
     </w:tblPr>
   </w:style>
-  <w:style w:type="numbering" w:default="1" w:styleId="NoList">
+  <w:style w:type="numbering" w:default="1" w:styleId="Geenlijst">
     <w:name w:val="No List"/>
     <w:uiPriority w:val="99"/>
     <w:semiHidden/>
     <w:unhideWhenUsed/>
   </w:style>
-  <w:style w:type="character" w:styleId="PageNumber">
+  <w:style w:type="character" w:styleId="Paginanummer">
     <w:name w:val="page number"/>
-    <w:basedOn w:val="DefaultParagraphFont"/>
+    <w:basedOn w:val="Standaardalinea-lettertype"/>
     <w:rsid w:val="00EB49A6"/>
   </w:style>
   <w:style w:type="character" w:styleId="Hyperlink">
@@ -5615,9 +5750,9 @@
       <w:lang w:val="nl-NL"/>
     </w:rPr>
   </w:style>
-  <w:style w:type="character" w:customStyle="1" w:styleId="BalloonTextChar">
-    <w:name w:val="Balloon Text Char"/>
-    <w:link w:val="BalloonText"/>
+  <w:style w:type="character" w:customStyle="1" w:styleId="BallontekstChar">
+    <w:name w:val="Ballontekst Char"/>
+    <w:link w:val="Ballontekst"/>
     <w:qFormat/>
     <w:rsid w:val="00BF58D7"/>
     <w:rPr>
@@ -5626,9 +5761,9 @@
       <w:szCs w:val="18"/>
     </w:rPr>
   </w:style>
-  <w:style w:type="character" w:styleId="UnresolvedMention">
+  <w:style w:type="character" w:styleId="Onopgelostemelding">
     <w:name w:val="Unresolved Mention"/>
-    <w:basedOn w:val="DefaultParagraphFont"/>
+    <w:basedOn w:val="Standaardalinea-lettertype"/>
     <w:uiPriority w:val="99"/>
     <w:semiHidden/>
     <w:unhideWhenUsed/>
@@ -5641,8 +5776,8 @@
   </w:style>
   <w:style w:type="paragraph" w:customStyle="1" w:styleId="Heading">
     <w:name w:val="Heading"/>
-    <w:basedOn w:val="Normal"/>
-    <w:next w:val="BodyText"/>
+    <w:basedOn w:val="Standaard"/>
+    <w:next w:val="Plattetekst"/>
     <w:qFormat/>
     <w:pPr>
       <w:keepNext/>
@@ -5654,24 +5789,24 @@
       <w:szCs w:val="28"/>
     </w:rPr>
   </w:style>
-  <w:style w:type="paragraph" w:styleId="BodyText">
+  <w:style w:type="paragraph" w:styleId="Plattetekst">
     <w:name w:val="Body Text"/>
-    <w:basedOn w:val="Normal"/>
+    <w:basedOn w:val="Standaard"/>
     <w:pPr>
       <w:spacing w:after="140" w:line="276" w:lineRule="auto"/>
     </w:pPr>
   </w:style>
-  <w:style w:type="paragraph" w:styleId="List">
+  <w:style w:type="paragraph" w:styleId="Lijst">
     <w:name w:val="List"/>
-    <w:basedOn w:val="BodyText"/>
+    <w:basedOn w:val="Plattetekst"/>
     <w:rPr>
       <w:rFonts w:cs="Lohit Devanagari"/>
     </w:rPr>
   </w:style>
-  <w:style w:type="paragraph" w:styleId="Caption">
+  <w:style w:type="paragraph" w:styleId="Bijschrift">
     <w:name w:val="caption"/>
-    <w:basedOn w:val="Normal"/>
-    <w:next w:val="Normal"/>
+    <w:basedOn w:val="Standaard"/>
+    <w:next w:val="Standaard"/>
     <w:qFormat/>
     <w:rsid w:val="00EB49A6"/>
     <w:pPr>
@@ -5683,7 +5818,7 @@
   </w:style>
   <w:style w:type="paragraph" w:customStyle="1" w:styleId="Index">
     <w:name w:val="Index"/>
-    <w:basedOn w:val="Normal"/>
+    <w:basedOn w:val="Standaard"/>
     <w:qFormat/>
     <w:pPr>
       <w:suppressLineNumbers/>
@@ -5692,9 +5827,9 @@
       <w:rFonts w:cs="Lohit Devanagari"/>
     </w:rPr>
   </w:style>
-  <w:style w:type="paragraph" w:styleId="IndexHeading">
+  <w:style w:type="paragraph" w:styleId="Indexkop">
     <w:name w:val="index heading"/>
-    <w:basedOn w:val="Normal"/>
+    <w:basedOn w:val="Standaard"/>
     <w:next w:val="Index1"/>
     <w:semiHidden/>
     <w:rsid w:val="00EB49A6"/>
@@ -5706,10 +5841,10 @@
       <w:b/>
     </w:rPr>
   </w:style>
-  <w:style w:type="paragraph" w:styleId="TableofAuthorities">
+  <w:style w:type="paragraph" w:styleId="Bronvermelding">
     <w:name w:val="table of authorities"/>
-    <w:basedOn w:val="Normal"/>
-    <w:next w:val="Normal"/>
+    <w:basedOn w:val="Standaard"/>
+    <w:next w:val="Standaard"/>
     <w:semiHidden/>
     <w:rsid w:val="00EB49A6"/>
     <w:pPr>
@@ -5717,9 +5852,9 @@
       <w:ind w:left="200" w:hanging="200"/>
     </w:pPr>
   </w:style>
-  <w:style w:type="paragraph" w:styleId="DocumentMap">
+  <w:style w:type="paragraph" w:styleId="Documentstructuur">
     <w:name w:val="Document Map"/>
-    <w:basedOn w:val="Normal"/>
+    <w:basedOn w:val="Standaard"/>
     <w:semiHidden/>
     <w:qFormat/>
     <w:rsid w:val="00EB49A6"/>
@@ -5731,9 +5866,9 @@
       <w:rFonts w:ascii="Tahoma" w:hAnsi="Tahoma"/>
     </w:rPr>
   </w:style>
-  <w:style w:type="paragraph" w:styleId="EndnoteText">
+  <w:style w:type="paragraph" w:styleId="Eindnoottekst">
     <w:name w:val="endnote text"/>
-    <w:basedOn w:val="Normal"/>
+    <w:basedOn w:val="Standaard"/>
     <w:semiHidden/>
     <w:rsid w:val="00EB49A6"/>
     <w:pPr>
@@ -5742,8 +5877,8 @@
   </w:style>
   <w:style w:type="paragraph" w:styleId="Index1">
     <w:name w:val="index 1"/>
-    <w:basedOn w:val="Normal"/>
-    <w:next w:val="Normal"/>
+    <w:basedOn w:val="Standaard"/>
+    <w:next w:val="Standaard"/>
     <w:semiHidden/>
     <w:rsid w:val="00EB49A6"/>
     <w:pPr>
@@ -5753,8 +5888,8 @@
   </w:style>
   <w:style w:type="paragraph" w:styleId="Index2">
     <w:name w:val="index 2"/>
-    <w:basedOn w:val="Normal"/>
-    <w:next w:val="Normal"/>
+    <w:basedOn w:val="Standaard"/>
+    <w:next w:val="Standaard"/>
     <w:semiHidden/>
     <w:rsid w:val="00EB49A6"/>
     <w:pPr>
@@ -5764,8 +5899,8 @@
   </w:style>
   <w:style w:type="paragraph" w:styleId="Index3">
     <w:name w:val="index 3"/>
-    <w:basedOn w:val="Normal"/>
-    <w:next w:val="Normal"/>
+    <w:basedOn w:val="Standaard"/>
+    <w:next w:val="Standaard"/>
     <w:semiHidden/>
     <w:rsid w:val="00EB49A6"/>
     <w:pPr>
@@ -5775,8 +5910,8 @@
   </w:style>
   <w:style w:type="paragraph" w:styleId="Index4">
     <w:name w:val="index 4"/>
-    <w:basedOn w:val="Normal"/>
-    <w:next w:val="Normal"/>
+    <w:basedOn w:val="Standaard"/>
+    <w:next w:val="Standaard"/>
     <w:semiHidden/>
     <w:qFormat/>
     <w:rsid w:val="00EB49A6"/>
@@ -5787,8 +5922,8 @@
   </w:style>
   <w:style w:type="paragraph" w:styleId="Index5">
     <w:name w:val="index 5"/>
-    <w:basedOn w:val="Normal"/>
-    <w:next w:val="Normal"/>
+    <w:basedOn w:val="Standaard"/>
+    <w:next w:val="Standaard"/>
     <w:semiHidden/>
     <w:qFormat/>
     <w:rsid w:val="00EB49A6"/>
@@ -5799,8 +5934,8 @@
   </w:style>
   <w:style w:type="paragraph" w:styleId="Index6">
     <w:name w:val="index 6"/>
-    <w:basedOn w:val="Normal"/>
-    <w:next w:val="Normal"/>
+    <w:basedOn w:val="Standaard"/>
+    <w:next w:val="Standaard"/>
     <w:semiHidden/>
     <w:qFormat/>
     <w:rsid w:val="00EB49A6"/>
@@ -5811,8 +5946,8 @@
   </w:style>
   <w:style w:type="paragraph" w:styleId="Index7">
     <w:name w:val="index 7"/>
-    <w:basedOn w:val="Normal"/>
-    <w:next w:val="Normal"/>
+    <w:basedOn w:val="Standaard"/>
+    <w:next w:val="Standaard"/>
     <w:semiHidden/>
     <w:qFormat/>
     <w:rsid w:val="00EB49A6"/>
@@ -5823,8 +5958,8 @@
   </w:style>
   <w:style w:type="paragraph" w:styleId="Index8">
     <w:name w:val="index 8"/>
-    <w:basedOn w:val="Normal"/>
-    <w:next w:val="Normal"/>
+    <w:basedOn w:val="Standaard"/>
+    <w:next w:val="Standaard"/>
     <w:semiHidden/>
     <w:qFormat/>
     <w:rsid w:val="00EB49A6"/>
@@ -5835,8 +5970,8 @@
   </w:style>
   <w:style w:type="paragraph" w:styleId="Index9">
     <w:name w:val="index 9"/>
-    <w:basedOn w:val="Normal"/>
-    <w:next w:val="Normal"/>
+    <w:basedOn w:val="Standaard"/>
+    <w:next w:val="Standaard"/>
     <w:semiHidden/>
     <w:qFormat/>
     <w:rsid w:val="00EB49A6"/>
@@ -5845,20 +5980,20 @@
       <w:ind w:left="1800" w:hanging="200"/>
     </w:pPr>
   </w:style>
-  <w:style w:type="paragraph" w:styleId="TOC1">
+  <w:style w:type="paragraph" w:styleId="Inhopg1">
     <w:name w:val="toc 1"/>
-    <w:basedOn w:val="Normal"/>
-    <w:next w:val="Normal"/>
+    <w:basedOn w:val="Standaard"/>
+    <w:next w:val="Standaard"/>
     <w:semiHidden/>
     <w:rsid w:val="00EB49A6"/>
     <w:pPr>
       <w:spacing w:line="240" w:lineRule="auto"/>
     </w:pPr>
   </w:style>
-  <w:style w:type="paragraph" w:styleId="TOC2">
+  <w:style w:type="paragraph" w:styleId="Inhopg2">
     <w:name w:val="toc 2"/>
-    <w:basedOn w:val="Normal"/>
-    <w:next w:val="Normal"/>
+    <w:basedOn w:val="Standaard"/>
+    <w:next w:val="Standaard"/>
     <w:semiHidden/>
     <w:rsid w:val="00EB49A6"/>
     <w:pPr>
@@ -5866,10 +6001,10 @@
       <w:ind w:left="200"/>
     </w:pPr>
   </w:style>
-  <w:style w:type="paragraph" w:styleId="TOC3">
+  <w:style w:type="paragraph" w:styleId="Inhopg3">
     <w:name w:val="toc 3"/>
-    <w:basedOn w:val="Normal"/>
-    <w:next w:val="Normal"/>
+    <w:basedOn w:val="Standaard"/>
+    <w:next w:val="Standaard"/>
     <w:semiHidden/>
     <w:rsid w:val="00EB49A6"/>
     <w:pPr>
@@ -5877,10 +6012,10 @@
       <w:ind w:left="400"/>
     </w:pPr>
   </w:style>
-  <w:style w:type="paragraph" w:styleId="TOC4">
+  <w:style w:type="paragraph" w:styleId="Inhopg4">
     <w:name w:val="toc 4"/>
-    <w:basedOn w:val="Normal"/>
-    <w:next w:val="Normal"/>
+    <w:basedOn w:val="Standaard"/>
+    <w:next w:val="Standaard"/>
     <w:semiHidden/>
     <w:rsid w:val="00EB49A6"/>
     <w:pPr>
@@ -5888,10 +6023,10 @@
       <w:ind w:left="600"/>
     </w:pPr>
   </w:style>
-  <w:style w:type="paragraph" w:styleId="TOC5">
+  <w:style w:type="paragraph" w:styleId="Inhopg5">
     <w:name w:val="toc 5"/>
-    <w:basedOn w:val="Normal"/>
-    <w:next w:val="Normal"/>
+    <w:basedOn w:val="Standaard"/>
+    <w:next w:val="Standaard"/>
     <w:semiHidden/>
     <w:rsid w:val="00EB49A6"/>
     <w:pPr>
@@ -5899,10 +6034,10 @@
       <w:ind w:left="800"/>
     </w:pPr>
   </w:style>
-  <w:style w:type="paragraph" w:styleId="TOC6">
+  <w:style w:type="paragraph" w:styleId="Inhopg6">
     <w:name w:val="toc 6"/>
-    <w:basedOn w:val="Normal"/>
-    <w:next w:val="Normal"/>
+    <w:basedOn w:val="Standaard"/>
+    <w:next w:val="Standaard"/>
     <w:semiHidden/>
     <w:rsid w:val="00EB49A6"/>
     <w:pPr>
@@ -5910,10 +6045,10 @@
       <w:ind w:left="1000"/>
     </w:pPr>
   </w:style>
-  <w:style w:type="paragraph" w:styleId="TOC7">
+  <w:style w:type="paragraph" w:styleId="Inhopg7">
     <w:name w:val="toc 7"/>
-    <w:basedOn w:val="Normal"/>
-    <w:next w:val="Normal"/>
+    <w:basedOn w:val="Standaard"/>
+    <w:next w:val="Standaard"/>
     <w:semiHidden/>
     <w:rsid w:val="00EB49A6"/>
     <w:pPr>
@@ -5921,10 +6056,10 @@
       <w:ind w:left="1200"/>
     </w:pPr>
   </w:style>
-  <w:style w:type="paragraph" w:styleId="TOC8">
+  <w:style w:type="paragraph" w:styleId="Inhopg8">
     <w:name w:val="toc 8"/>
-    <w:basedOn w:val="Normal"/>
-    <w:next w:val="Normal"/>
+    <w:basedOn w:val="Standaard"/>
+    <w:next w:val="Standaard"/>
     <w:semiHidden/>
     <w:rsid w:val="00EB49A6"/>
     <w:pPr>
@@ -5932,10 +6067,10 @@
       <w:ind w:left="1400"/>
     </w:pPr>
   </w:style>
-  <w:style w:type="paragraph" w:styleId="TOC9">
+  <w:style w:type="paragraph" w:styleId="Inhopg9">
     <w:name w:val="toc 9"/>
-    <w:basedOn w:val="Normal"/>
-    <w:next w:val="Normal"/>
+    <w:basedOn w:val="Standaard"/>
+    <w:next w:val="Standaard"/>
     <w:semiHidden/>
     <w:rsid w:val="00EB49A6"/>
     <w:pPr>
@@ -5945,7 +6080,7 @@
   </w:style>
   <w:style w:type="paragraph" w:customStyle="1" w:styleId="Inspringen">
     <w:name w:val="Inspringen"/>
-    <w:basedOn w:val="Normal"/>
+    <w:basedOn w:val="Standaard"/>
     <w:qFormat/>
     <w:rsid w:val="00EB49A6"/>
     <w:pPr>
@@ -5954,7 +6089,7 @@
   </w:style>
   <w:style w:type="paragraph" w:customStyle="1" w:styleId="Inspringen2">
     <w:name w:val="Inspringen 2"/>
-    <w:basedOn w:val="Normal"/>
+    <w:basedOn w:val="Standaard"/>
     <w:qFormat/>
     <w:rsid w:val="00EB49A6"/>
     <w:pPr>
@@ -5963,7 +6098,7 @@
   </w:style>
   <w:style w:type="paragraph" w:customStyle="1" w:styleId="Inspringen3">
     <w:name w:val="Inspringen 3"/>
-    <w:basedOn w:val="Normal"/>
+    <w:basedOn w:val="Standaard"/>
     <w:qFormat/>
     <w:rsid w:val="00EB49A6"/>
     <w:pPr>
@@ -5972,7 +6107,7 @@
   </w:style>
   <w:style w:type="paragraph" w:customStyle="1" w:styleId="Inspringen4">
     <w:name w:val="Inspringen 4"/>
-    <w:basedOn w:val="Normal"/>
+    <w:basedOn w:val="Standaard"/>
     <w:qFormat/>
     <w:rsid w:val="00EB49A6"/>
     <w:pPr>
@@ -5981,7 +6116,7 @@
   </w:style>
   <w:style w:type="paragraph" w:customStyle="1" w:styleId="Inspringen5">
     <w:name w:val="Inspringen 5"/>
-    <w:basedOn w:val="Normal"/>
+    <w:basedOn w:val="Standaard"/>
     <w:qFormat/>
     <w:rsid w:val="00EB49A6"/>
     <w:pPr>
@@ -5990,7 +6125,7 @@
   </w:style>
   <w:style w:type="paragraph" w:customStyle="1" w:styleId="Inspringen6">
     <w:name w:val="Inspringen 6"/>
-    <w:basedOn w:val="Normal"/>
+    <w:basedOn w:val="Standaard"/>
     <w:qFormat/>
     <w:rsid w:val="00EB49A6"/>
     <w:pPr>
@@ -5999,7 +6134,7 @@
   </w:style>
   <w:style w:type="paragraph" w:customStyle="1" w:styleId="Inspringen7">
     <w:name w:val="Inspringen 7"/>
-    <w:basedOn w:val="Normal"/>
+    <w:basedOn w:val="Standaard"/>
     <w:qFormat/>
     <w:rsid w:val="00EB49A6"/>
     <w:pPr>
@@ -6008,7 +6143,7 @@
   </w:style>
   <w:style w:type="paragraph" w:customStyle="1" w:styleId="Inspringen8">
     <w:name w:val="Inspringen 8"/>
-    <w:basedOn w:val="Normal"/>
+    <w:basedOn w:val="Standaard"/>
     <w:qFormat/>
     <w:rsid w:val="00EB49A6"/>
     <w:pPr>
@@ -6017,17 +6152,17 @@
   </w:style>
   <w:style w:type="paragraph" w:customStyle="1" w:styleId="Inspringen9">
     <w:name w:val="Inspringen 9"/>
-    <w:basedOn w:val="Normal"/>
+    <w:basedOn w:val="Standaard"/>
     <w:qFormat/>
     <w:rsid w:val="00EB49A6"/>
     <w:pPr>
       <w:ind w:left="2835"/>
     </w:pPr>
   </w:style>
-  <w:style w:type="paragraph" w:styleId="TOAHeading">
+  <w:style w:type="paragraph" w:styleId="Kopbronvermelding">
     <w:name w:val="toa heading"/>
-    <w:basedOn w:val="Normal"/>
-    <w:next w:val="Normal"/>
+    <w:basedOn w:val="Standaard"/>
+    <w:next w:val="Standaard"/>
     <w:semiHidden/>
     <w:qFormat/>
     <w:rsid w:val="00EB49A6"/>
@@ -6040,9 +6175,9 @@
       <w:sz w:val="24"/>
     </w:rPr>
   </w:style>
-  <w:style w:type="paragraph" w:styleId="List4">
+  <w:style w:type="paragraph" w:styleId="Lijst4">
     <w:name w:val="List 4"/>
-    <w:basedOn w:val="Normal"/>
+    <w:basedOn w:val="Standaard"/>
     <w:qFormat/>
     <w:rsid w:val="00EB49A6"/>
     <w:pPr>
@@ -6050,9 +6185,9 @@
       <w:ind w:left="1132" w:hanging="283"/>
     </w:pPr>
   </w:style>
-  <w:style w:type="paragraph" w:styleId="List5">
+  <w:style w:type="paragraph" w:styleId="Lijst5">
     <w:name w:val="List 5"/>
-    <w:basedOn w:val="Normal"/>
+    <w:basedOn w:val="Standaard"/>
     <w:qFormat/>
     <w:rsid w:val="00EB49A6"/>
     <w:pPr>
@@ -6060,10 +6195,10 @@
       <w:ind w:left="1415" w:hanging="283"/>
     </w:pPr>
   </w:style>
-  <w:style w:type="paragraph" w:styleId="TableofFigures">
+  <w:style w:type="paragraph" w:styleId="Lijstmetafbeeldingen">
     <w:name w:val="table of figures"/>
-    <w:basedOn w:val="Normal"/>
-    <w:next w:val="Normal"/>
+    <w:basedOn w:val="Standaard"/>
+    <w:next w:val="Standaard"/>
     <w:semiHidden/>
     <w:rsid w:val="00EB49A6"/>
     <w:pPr>
@@ -6071,9 +6206,9 @@
       <w:ind w:left="400" w:hanging="400"/>
     </w:pPr>
   </w:style>
-  <w:style w:type="paragraph" w:styleId="ListBullet">
+  <w:style w:type="paragraph" w:styleId="Lijstopsomteken">
     <w:name w:val="List Bullet"/>
-    <w:basedOn w:val="Normal"/>
+    <w:basedOn w:val="Standaard"/>
     <w:rsid w:val="00EB49A6"/>
     <w:pPr>
       <w:numPr>
@@ -6086,9 +6221,9 @@
       <w:ind w:left="0" w:firstLine="0"/>
     </w:pPr>
   </w:style>
-  <w:style w:type="paragraph" w:styleId="ListBullet2">
+  <w:style w:type="paragraph" w:styleId="Lijstopsomteken2">
     <w:name w:val="List Bullet 2"/>
-    <w:basedOn w:val="Normal"/>
+    <w:basedOn w:val="Standaard"/>
     <w:rsid w:val="00EB49A6"/>
     <w:pPr>
       <w:numPr>
@@ -6101,9 +6236,9 @@
       <w:ind w:left="0" w:firstLine="0"/>
     </w:pPr>
   </w:style>
-  <w:style w:type="paragraph" w:styleId="ListBullet3">
+  <w:style w:type="paragraph" w:styleId="Lijstopsomteken3">
     <w:name w:val="List Bullet 3"/>
-    <w:basedOn w:val="Normal"/>
+    <w:basedOn w:val="Standaard"/>
     <w:rsid w:val="00EB49A6"/>
     <w:pPr>
       <w:numPr>
@@ -6116,9 +6251,9 @@
       <w:ind w:left="0" w:firstLine="0"/>
     </w:pPr>
   </w:style>
-  <w:style w:type="paragraph" w:styleId="ListBullet4">
+  <w:style w:type="paragraph" w:styleId="Lijstopsomteken4">
     <w:name w:val="List Bullet 4"/>
-    <w:basedOn w:val="Normal"/>
+    <w:basedOn w:val="Standaard"/>
     <w:rsid w:val="00EB49A6"/>
     <w:pPr>
       <w:numPr>
@@ -6131,9 +6266,9 @@
       <w:ind w:left="0" w:firstLine="0"/>
     </w:pPr>
   </w:style>
-  <w:style w:type="paragraph" w:styleId="ListBullet5">
+  <w:style w:type="paragraph" w:styleId="Lijstopsomteken5">
     <w:name w:val="List Bullet 5"/>
-    <w:basedOn w:val="Normal"/>
+    <w:basedOn w:val="Standaard"/>
     <w:rsid w:val="00EB49A6"/>
     <w:pPr>
       <w:numPr>
@@ -6146,9 +6281,9 @@
       <w:ind w:left="0" w:firstLine="0"/>
     </w:pPr>
   </w:style>
-  <w:style w:type="paragraph" w:styleId="ListNumber">
+  <w:style w:type="paragraph" w:styleId="Lijstnummering">
     <w:name w:val="List Number"/>
-    <w:basedOn w:val="Normal"/>
+    <w:basedOn w:val="Standaard"/>
     <w:rsid w:val="00EB49A6"/>
     <w:pPr>
       <w:numPr>
@@ -6160,9 +6295,9 @@
       <w:ind w:left="0" w:firstLine="0"/>
     </w:pPr>
   </w:style>
-  <w:style w:type="paragraph" w:styleId="ListNumber2">
+  <w:style w:type="paragraph" w:styleId="Lijstnummering2">
     <w:name w:val="List Number 2"/>
-    <w:basedOn w:val="Normal"/>
+    <w:basedOn w:val="Standaard"/>
     <w:rsid w:val="00EB49A6"/>
     <w:pPr>
       <w:numPr>
@@ -6176,9 +6311,9 @@
       <w:ind w:left="0" w:firstLine="0"/>
     </w:pPr>
   </w:style>
-  <w:style w:type="paragraph" w:styleId="ListNumber3">
+  <w:style w:type="paragraph" w:styleId="Lijstnummering3">
     <w:name w:val="List Number 3"/>
-    <w:basedOn w:val="Normal"/>
+    <w:basedOn w:val="Standaard"/>
     <w:rsid w:val="00EB49A6"/>
     <w:pPr>
       <w:numPr>
@@ -6192,9 +6327,9 @@
       <w:ind w:left="0" w:firstLine="0"/>
     </w:pPr>
   </w:style>
-  <w:style w:type="paragraph" w:styleId="ListNumber4">
+  <w:style w:type="paragraph" w:styleId="Lijstnummering4">
     <w:name w:val="List Number 4"/>
-    <w:basedOn w:val="Normal"/>
+    <w:basedOn w:val="Standaard"/>
     <w:rsid w:val="00EB49A6"/>
     <w:pPr>
       <w:numPr>
@@ -6208,9 +6343,9 @@
       <w:ind w:left="0" w:firstLine="0"/>
     </w:pPr>
   </w:style>
-  <w:style w:type="paragraph" w:styleId="ListNumber5">
+  <w:style w:type="paragraph" w:styleId="Lijstnummering5">
     <w:name w:val="List Number 5"/>
-    <w:basedOn w:val="Normal"/>
+    <w:basedOn w:val="Standaard"/>
     <w:rsid w:val="00EB49A6"/>
     <w:pPr>
       <w:numPr>
@@ -6223,52 +6358,52 @@
       <w:ind w:left="0" w:firstLine="0"/>
     </w:pPr>
   </w:style>
-  <w:style w:type="paragraph" w:styleId="ListContinue">
+  <w:style w:type="paragraph" w:styleId="Lijstvoortzetting">
     <w:name w:val="List Continue"/>
-    <w:basedOn w:val="Normal"/>
+    <w:basedOn w:val="Standaard"/>
     <w:rsid w:val="00EB49A6"/>
     <w:pPr>
       <w:spacing w:after="120" w:line="240" w:lineRule="auto"/>
       <w:ind w:left="283"/>
     </w:pPr>
   </w:style>
-  <w:style w:type="paragraph" w:styleId="ListContinue2">
+  <w:style w:type="paragraph" w:styleId="Lijstvoortzetting2">
     <w:name w:val="List Continue 2"/>
-    <w:basedOn w:val="Normal"/>
+    <w:basedOn w:val="Standaard"/>
     <w:rsid w:val="00EB49A6"/>
     <w:pPr>
       <w:spacing w:after="120" w:line="240" w:lineRule="auto"/>
       <w:ind w:left="566"/>
     </w:pPr>
   </w:style>
-  <w:style w:type="paragraph" w:styleId="ListContinue3">
+  <w:style w:type="paragraph" w:styleId="Lijstvoortzetting3">
     <w:name w:val="List Continue 3"/>
-    <w:basedOn w:val="Normal"/>
+    <w:basedOn w:val="Standaard"/>
     <w:rsid w:val="00EB49A6"/>
     <w:pPr>
       <w:spacing w:after="120" w:line="240" w:lineRule="auto"/>
       <w:ind w:left="849"/>
     </w:pPr>
   </w:style>
-  <w:style w:type="paragraph" w:styleId="ListContinue4">
+  <w:style w:type="paragraph" w:styleId="Lijstvoortzetting4">
     <w:name w:val="List Continue 4"/>
-    <w:basedOn w:val="Normal"/>
+    <w:basedOn w:val="Standaard"/>
     <w:rsid w:val="00EB49A6"/>
     <w:pPr>
       <w:spacing w:after="120" w:line="240" w:lineRule="auto"/>
       <w:ind w:left="1132"/>
     </w:pPr>
   </w:style>
-  <w:style w:type="paragraph" w:styleId="ListContinue5">
+  <w:style w:type="paragraph" w:styleId="Lijstvoortzetting5">
     <w:name w:val="List Continue 5"/>
-    <w:basedOn w:val="Normal"/>
+    <w:basedOn w:val="Standaard"/>
     <w:rsid w:val="00EB49A6"/>
     <w:pPr>
       <w:spacing w:after="120" w:line="240" w:lineRule="auto"/>
       <w:ind w:left="1415"/>
     </w:pPr>
   </w:style>
-  <w:style w:type="paragraph" w:styleId="MacroText">
+  <w:style w:type="paragraph" w:styleId="Macrotekst">
     <w:name w:val="macro"/>
     <w:semiHidden/>
     <w:qFormat/>
@@ -6291,10 +6426,10 @@
       <w:rFonts w:ascii="Courier New" w:hAnsi="Courier New"/>
     </w:rPr>
   </w:style>
-  <w:style w:type="paragraph" w:styleId="NoteHeading">
+  <w:style w:type="paragraph" w:styleId="Notitiekop">
     <w:name w:val="Note Heading"/>
-    <w:basedOn w:val="Normal"/>
-    <w:next w:val="Normal"/>
+    <w:basedOn w:val="Standaard"/>
+    <w:next w:val="Standaard"/>
     <w:qFormat/>
     <w:rsid w:val="00EB49A6"/>
     <w:pPr>
@@ -6303,8 +6438,8 @@
   </w:style>
   <w:style w:type="paragraph" w:customStyle="1" w:styleId="1">
     <w:name w:val="1"/>
-    <w:basedOn w:val="Normal"/>
-    <w:next w:val="Normal"/>
+    <w:basedOn w:val="Standaard"/>
+    <w:next w:val="Standaard"/>
     <w:qFormat/>
     <w:rsid w:val="00EB49A6"/>
     <w:pPr>
@@ -6312,18 +6447,18 @@
       <w:ind w:left="709"/>
     </w:pPr>
   </w:style>
-  <w:style w:type="paragraph" w:styleId="CommentText">
+  <w:style w:type="paragraph" w:styleId="Tekstopmerking">
     <w:name w:val="annotation text"/>
-    <w:basedOn w:val="Normal"/>
+    <w:basedOn w:val="Standaard"/>
     <w:semiHidden/>
     <w:rsid w:val="00EB49A6"/>
     <w:pPr>
       <w:spacing w:line="240" w:lineRule="auto"/>
     </w:pPr>
   </w:style>
-  <w:style w:type="paragraph" w:styleId="FootnoteText">
+  <w:style w:type="paragraph" w:styleId="Voetnoottekst">
     <w:name w:val="footnote text"/>
-    <w:basedOn w:val="Normal"/>
+    <w:basedOn w:val="Standaard"/>
     <w:semiHidden/>
     <w:rsid w:val="00EB49A6"/>
     <w:pPr>
@@ -6332,8 +6467,8 @@
   </w:style>
   <w:style w:type="paragraph" w:customStyle="1" w:styleId="Retouradres">
     <w:name w:val="Retouradres"/>
-    <w:basedOn w:val="Normal"/>
-    <w:next w:val="Normal"/>
+    <w:basedOn w:val="Standaard"/>
+    <w:next w:val="Standaard"/>
     <w:qFormat/>
     <w:rsid w:val="00547739"/>
     <w:pPr>
@@ -6345,8 +6480,8 @@
   </w:style>
   <w:style w:type="paragraph" w:customStyle="1" w:styleId="Rubricering">
     <w:name w:val="Rubricering"/>
-    <w:basedOn w:val="Normal"/>
-    <w:next w:val="Normal"/>
+    <w:basedOn w:val="Standaard"/>
+    <w:next w:val="Standaard"/>
     <w:qFormat/>
     <w:rsid w:val="00282965"/>
     <w:rPr>
@@ -6357,8 +6492,8 @@
   </w:style>
   <w:style w:type="paragraph" w:customStyle="1" w:styleId="Functieinondertekening">
     <w:name w:val="Functie in ondertekening"/>
-    <w:basedOn w:val="Normal"/>
-    <w:next w:val="Normal"/>
+    <w:basedOn w:val="Standaard"/>
+    <w:next w:val="Standaard"/>
     <w:qFormat/>
     <w:rsid w:val="00494227"/>
     <w:rPr>
@@ -6367,7 +6502,7 @@
   </w:style>
   <w:style w:type="paragraph" w:customStyle="1" w:styleId="Afzendgegevens">
     <w:name w:val="Afzendgegevens"/>
-    <w:basedOn w:val="Normal"/>
+    <w:basedOn w:val="Standaard"/>
     <w:qFormat/>
     <w:rsid w:val="00494227"/>
     <w:pPr>
@@ -6389,12 +6524,12 @@
   </w:style>
   <w:style w:type="paragraph" w:customStyle="1" w:styleId="HeaderandFooter">
     <w:name w:val="Header and Footer"/>
-    <w:basedOn w:val="Normal"/>
+    <w:basedOn w:val="Standaard"/>
     <w:qFormat/>
   </w:style>
-  <w:style w:type="paragraph" w:styleId="Header">
+  <w:style w:type="paragraph" w:styleId="Koptekst">
     <w:name w:val="header"/>
-    <w:basedOn w:val="Normal"/>
+    <w:basedOn w:val="Standaard"/>
     <w:rsid w:val="00132B19"/>
     <w:pPr>
       <w:tabs>
@@ -6403,9 +6538,9 @@
       </w:tabs>
     </w:pPr>
   </w:style>
-  <w:style w:type="paragraph" w:styleId="Footer">
+  <w:style w:type="paragraph" w:styleId="Voettekst">
     <w:name w:val="footer"/>
-    <w:basedOn w:val="Normal"/>
+    <w:basedOn w:val="Standaard"/>
     <w:rsid w:val="00132B19"/>
     <w:pPr>
       <w:tabs>
@@ -6442,8 +6577,8 @@
   </w:style>
   <w:style w:type="paragraph" w:customStyle="1" w:styleId="Aanhef1">
     <w:name w:val="Aanhef1"/>
-    <w:basedOn w:val="Normal"/>
-    <w:next w:val="Normal"/>
+    <w:basedOn w:val="Standaard"/>
+    <w:next w:val="Standaard"/>
     <w:qFormat/>
     <w:rsid w:val="00D43FFC"/>
     <w:pPr>
@@ -6452,8 +6587,8 @@
   </w:style>
   <w:style w:type="paragraph" w:customStyle="1" w:styleId="Slotzin">
     <w:name w:val="Slotzin"/>
-    <w:basedOn w:val="Normal"/>
-    <w:next w:val="Normal"/>
+    <w:basedOn w:val="Standaard"/>
+    <w:next w:val="Standaard"/>
     <w:qFormat/>
     <w:rsid w:val="00600F33"/>
     <w:pPr>
@@ -6462,8 +6597,8 @@
   </w:style>
   <w:style w:type="paragraph" w:customStyle="1" w:styleId="Huisstijl-TabelTitel">
     <w:name w:val="Huisstijl-TabelTitel"/>
-    <w:basedOn w:val="Normal"/>
-    <w:next w:val="Normal"/>
+    <w:basedOn w:val="Standaard"/>
+    <w:next w:val="Standaard"/>
     <w:qFormat/>
     <w:rsid w:val="005F4C40"/>
     <w:rPr>
@@ -6481,9 +6616,9 @@
       <w:b w:val="0"/>
     </w:rPr>
   </w:style>
-  <w:style w:type="paragraph" w:styleId="NormalWeb">
+  <w:style w:type="paragraph" w:styleId="Normaalweb">
     <w:name w:val="Normal (Web)"/>
-    <w:basedOn w:val="Normal"/>
+    <w:basedOn w:val="Standaard"/>
     <w:qFormat/>
     <w:rsid w:val="00A937AB"/>
     <w:rPr>
@@ -6492,7 +6627,7 @@
   </w:style>
   <w:style w:type="paragraph" w:customStyle="1" w:styleId="Huisstijl-Ondertekeningvervolg">
     <w:name w:val="Huisstijl - Ondertekening vervolg"/>
-    <w:basedOn w:val="Normal"/>
+    <w:basedOn w:val="Standaard"/>
     <w:qFormat/>
     <w:rsid w:val="00A937AB"/>
     <w:pPr>
@@ -6510,7 +6645,7 @@
   </w:style>
   <w:style w:type="paragraph" w:customStyle="1" w:styleId="Adresregel">
     <w:name w:val="Adresregel"/>
-    <w:basedOn w:val="Normal"/>
+    <w:basedOn w:val="Standaard"/>
     <w:link w:val="AdresregelChar"/>
     <w:qFormat/>
     <w:rsid w:val="00A20C5E"/>
@@ -6522,10 +6657,10 @@
       <w:sz w:val="21"/>
     </w:rPr>
   </w:style>
-  <w:style w:type="paragraph" w:styleId="BalloonText">
+  <w:style w:type="paragraph" w:styleId="Ballontekst">
     <w:name w:val="Balloon Text"/>
-    <w:basedOn w:val="Normal"/>
-    <w:link w:val="BalloonTextChar"/>
+    <w:basedOn w:val="Standaard"/>
+    <w:link w:val="BallontekstChar"/>
     <w:qFormat/>
     <w:rsid w:val="00BF58D7"/>
     <w:pPr>
@@ -6538,12 +6673,12 @@
   </w:style>
   <w:style w:type="paragraph" w:customStyle="1" w:styleId="FrameContents">
     <w:name w:val="Frame Contents"/>
-    <w:basedOn w:val="Normal"/>
+    <w:basedOn w:val="Standaard"/>
     <w:qFormat/>
   </w:style>
   <w:style w:type="paragraph" w:customStyle="1" w:styleId="HeaderLeft">
     <w:name w:val="Header Left"/>
-    <w:basedOn w:val="Header"/>
+    <w:basedOn w:val="Koptekst"/>
     <w:qFormat/>
   </w:style>
 </w:styles>
